--- a/deliverables/video-4-slides/hit-final/Video_4_YouTube_Description_HIT.docx
+++ b/deliverables/video-4-slides/hit-final/Video_4_YouTube_Description_HIT.docx
@@ -4,7 +4,7 @@
   <w:body>
     <w:p>
       <w:pPr>
-        <w:spacing w:before="0" w:after="64" w:line="283" w:lineRule="auto"/>
+        <w:spacing w:before="0" w:after="36" w:line="259" w:lineRule="auto"/>
       </w:pPr>
       <w:r>
         <w:rPr>
@@ -19,7 +19,7 @@
     </w:p>
     <w:p>
       <w:pPr>
-        <w:spacing w:before="0" w:after="64" w:line="264" w:lineRule="auto"/>
+        <w:spacing w:before="0" w:after="36" w:line="259" w:lineRule="auto"/>
       </w:pPr>
       <w:r>
         <w:rPr>
@@ -33,7 +33,7 @@
     </w:p>
     <w:p>
       <w:pPr>
-        <w:spacing w:before="0" w:after="96" w:line="264" w:lineRule="auto"/>
+        <w:spacing w:before="0" w:after="52" w:line="259" w:lineRule="auto"/>
       </w:pPr>
       <w:r>
         <w:rPr>
@@ -47,7 +47,7 @@
     </w:p>
     <w:p>
       <w:pPr>
-        <w:spacing w:before="0" w:after="288" w:line="283" w:lineRule="auto"/>
+        <w:spacing w:before="0" w:after="158" w:line="259" w:lineRule="auto"/>
       </w:pPr>
       <w:r>
         <w:rPr>
@@ -61,7 +61,7 @@
     </w:p>
     <w:p>
       <w:pPr>
-        <w:spacing w:before="224" w:after="128" w:line="283" w:lineRule="auto"/>
+        <w:spacing w:before="124" w:after="70" w:line="259" w:lineRule="auto"/>
         <w:keepLines w:val="1"/>
         <w:keepNext w:val="1"/>
       </w:pPr>
@@ -77,7 +77,7 @@
     </w:p>
     <w:p>
       <w:pPr>
-        <w:spacing w:before="0" w:after="160" w:line="283" w:lineRule="auto"/>
+        <w:spacing w:before="0" w:after="88" w:line="259" w:lineRule="auto"/>
       </w:pPr>
       <w:r>
         <w:rPr>
@@ -90,7 +90,7 @@
     </w:p>
     <w:p>
       <w:pPr>
-        <w:spacing w:before="224" w:after="128" w:line="283" w:lineRule="auto"/>
+        <w:spacing w:before="124" w:after="70" w:line="259" w:lineRule="auto"/>
         <w:keepLines w:val="1"/>
         <w:keepNext w:val="1"/>
       </w:pPr>
@@ -106,7 +106,7 @@
     </w:p>
     <w:p>
       <w:pPr>
-        <w:spacing w:before="0" w:after="160" w:line="283" w:lineRule="auto"/>
+        <w:spacing w:before="0" w:after="88" w:line="259" w:lineRule="auto"/>
       </w:pPr>
       <w:r>
         <w:rPr>
@@ -119,7 +119,7 @@
     </w:p>
     <w:p>
       <w:pPr>
-        <w:spacing w:before="224" w:after="128" w:line="283" w:lineRule="auto"/>
+        <w:spacing w:before="124" w:after="70" w:line="259" w:lineRule="auto"/>
         <w:keepLines w:val="1"/>
         <w:keepNext w:val="1"/>
       </w:pPr>
@@ -135,7 +135,7 @@
     </w:p>
     <w:p>
       <w:pPr>
-        <w:spacing w:before="0" w:after="160" w:line="283" w:lineRule="auto"/>
+        <w:spacing w:before="0" w:after="88" w:line="259" w:lineRule="auto"/>
       </w:pPr>
       <w:r>
         <w:rPr>
@@ -148,7 +148,7 @@
     </w:p>
     <w:p>
       <w:pPr>
-        <w:spacing w:before="224" w:after="128" w:line="283" w:lineRule="auto"/>
+        <w:spacing w:before="124" w:after="70" w:line="259" w:lineRule="auto"/>
         <w:keepLines w:val="1"/>
         <w:keepNext w:val="1"/>
       </w:pPr>
@@ -164,7 +164,7 @@
     </w:p>
     <w:p>
       <w:pPr>
-        <w:spacing w:before="0" w:after="192" w:line="283" w:lineRule="auto"/>
+        <w:spacing w:before="0" w:after="106" w:line="259" w:lineRule="auto"/>
         <w:shd w:val="clear" w:fill="F3F0E8"/>
         <w:keepLines w:val="1"/>
       </w:pPr>
@@ -175,12 +175,12 @@
           <w:color w:val="9B2C10"/>
           <w:sz w:val="21"/>
         </w:rPr>
-        <w:t>The restrained emoji system is part of the approved standard: 🧭 marks the CTA/resource section. Do not remove it and do not add more.</w:t>
+        <w:t>The restrained emoji system is part of the approved standard: 🧭 marks the CTA and resource section. Do not remove it and do not add more.</w:t>
       </w:r>
     </w:p>
     <w:p>
       <w:pPr>
-        <w:spacing w:before="224" w:after="192" w:line="283" w:lineRule="auto"/>
+        <w:spacing w:before="124" w:after="106" w:line="259" w:lineRule="auto"/>
         <w:keepLines w:val="1"/>
         <w:shd w:val="clear" w:fill="E8EDF4"/>
       </w:pPr>
@@ -196,7 +196,7 @@
     </w:p>
     <w:p>
       <w:pPr>
-        <w:spacing w:before="0" w:after="112" w:line="283" w:lineRule="auto"/>
+        <w:spacing w:before="0" w:after="62" w:line="259" w:lineRule="auto"/>
         <w:keepLines w:val="1"/>
       </w:pPr>
       <w:r>
@@ -210,7 +210,7 @@
     </w:p>
     <w:p>
       <w:pPr>
-        <w:spacing w:before="0" w:after="112" w:line="283" w:lineRule="auto"/>
+        <w:spacing w:before="0" w:after="62" w:line="259" w:lineRule="auto"/>
         <w:keepLines w:val="1"/>
       </w:pPr>
       <w:r>
@@ -219,12 +219,12 @@
           <w:i w:val="0"/>
           <w:sz w:val="22"/>
         </w:rPr>
-        <w:t>In this video, I show you how to explain your career change without pretending every move was part of a perfect plan.</w:t>
+        <w:t>In this video I show you how to explain your career change without pretending every move was part of a perfect plan.</w:t>
       </w:r>
     </w:p>
     <w:p>
       <w:pPr>
-        <w:spacing w:before="0" w:after="112" w:line="283" w:lineRule="auto"/>
+        <w:spacing w:before="0" w:after="62" w:line="259" w:lineRule="auto"/>
         <w:keepLines w:val="1"/>
       </w:pPr>
       <w:r>
@@ -233,12 +233,12 @@
           <w:i w:val="0"/>
           <w:sz w:val="22"/>
         </w:rPr>
-        <w:t>One of my senior-manager friends at EY used to joke that I was a “cat with nine lives” because my career kept moving into work that looked unrelated. Over time, I realized the problem was not necessarily the career. It was how I was explaining what had traveled between the chapters.</w:t>
+        <w:t>One of my senior-manager friends at EY used to joke that I was a “cat with nine lives” because my career kept moving into work that looked unrelated. Over time I realized the problem was not necessarily the career. It was how I was explaining what had traveled between the chapters.</w:t>
       </w:r>
     </w:p>
     <w:p>
       <w:pPr>
-        <w:spacing w:before="0" w:after="112" w:line="283" w:lineRule="auto"/>
+        <w:spacing w:before="0" w:after="62" w:line="259" w:lineRule="auto"/>
         <w:keepLines w:val="1"/>
       </w:pPr>
       <w:r>
@@ -247,12 +247,12 @@
           <w:i w:val="0"/>
           <w:sz w:val="22"/>
         </w:rPr>
-        <w:t>I use a simple three-part method:</w:t>
+        <w:t>I will walk you through a simple three-part method:</w:t>
       </w:r>
     </w:p>
     <w:p>
       <w:pPr>
-        <w:spacing w:before="0" w:after="112" w:line="283" w:lineRule="auto"/>
+        <w:spacing w:before="0" w:after="62" w:line="259" w:lineRule="auto"/>
         <w:keepLines w:val="1"/>
       </w:pPr>
       <w:r>
@@ -261,12 +261,12 @@
           <w:i w:val="0"/>
           <w:sz w:val="22"/>
         </w:rPr>
-        <w:t>1. Name the major career chapters briefly.</w:t>
+        <w:t>1. Name your major career chapters briefly.</w:t>
       </w:r>
     </w:p>
     <w:p>
       <w:pPr>
-        <w:spacing w:before="0" w:after="112" w:line="283" w:lineRule="auto"/>
+        <w:spacing w:before="0" w:after="62" w:line="259" w:lineRule="auto"/>
         <w:keepLines w:val="1"/>
       </w:pPr>
       <w:r>
@@ -280,7 +280,7 @@
     </w:p>
     <w:p>
       <w:pPr>
-        <w:spacing w:before="0" w:after="112" w:line="283" w:lineRule="auto"/>
+        <w:spacing w:before="0" w:after="62" w:line="259" w:lineRule="auto"/>
         <w:keepLines w:val="1"/>
       </w:pPr>
       <w:r>
@@ -294,7 +294,7 @@
     </w:p>
     <w:p>
       <w:pPr>
-        <w:spacing w:before="0" w:after="112" w:line="283" w:lineRule="auto"/>
+        <w:spacing w:before="0" w:after="62" w:line="259" w:lineRule="auto"/>
         <w:keepLines w:val="1"/>
       </w:pPr>
       <w:r>
@@ -308,7 +308,7 @@
     </w:p>
     <w:p>
       <w:pPr>
-        <w:spacing w:before="0" w:after="112" w:line="283" w:lineRule="auto"/>
+        <w:spacing w:before="0" w:after="62" w:line="259" w:lineRule="auto"/>
         <w:keepLines w:val="1"/>
       </w:pPr>
       <w:r>
@@ -322,7 +322,7 @@
     </w:p>
     <w:p>
       <w:pPr>
-        <w:spacing w:before="0" w:after="48" w:line="283" w:lineRule="auto"/>
+        <w:spacing w:before="0" w:after="26" w:line="259" w:lineRule="auto"/>
         <w:keepLines w:val="1"/>
       </w:pPr>
       <w:r>
@@ -336,7 +336,7 @@
     </w:p>
     <w:p>
       <w:pPr>
-        <w:spacing w:before="0" w:after="112" w:line="283" w:lineRule="auto"/>
+        <w:spacing w:before="0" w:after="62" w:line="259" w:lineRule="auto"/>
         <w:keepLines w:val="1"/>
       </w:pPr>
       <w:r>
@@ -350,7 +350,7 @@
     </w:p>
     <w:p>
       <w:pPr>
-        <w:spacing w:before="0" w:after="112" w:line="283" w:lineRule="auto"/>
+        <w:spacing w:before="0" w:after="62" w:line="259" w:lineRule="auto"/>
         <w:keepLines w:val="1"/>
       </w:pPr>
       <w:r>
@@ -364,7 +364,7 @@
     </w:p>
     <w:p>
       <w:pPr>
-        <w:spacing w:before="0" w:after="112" w:line="283" w:lineRule="auto"/>
+        <w:spacing w:before="0" w:after="62" w:line="259" w:lineRule="auto"/>
         <w:keepLines w:val="1"/>
       </w:pPr>
       <w:r>
@@ -378,7 +378,7 @@
     </w:p>
     <w:p>
       <w:pPr>
-        <w:spacing w:before="0" w:after="48" w:line="283" w:lineRule="auto"/>
+        <w:spacing w:before="0" w:after="26" w:line="259" w:lineRule="auto"/>
         <w:keepLines w:val="1"/>
       </w:pPr>
       <w:r>
@@ -392,7 +392,7 @@
     </w:p>
     <w:p>
       <w:pPr>
-        <w:spacing w:before="0" w:after="112" w:line="283" w:lineRule="auto"/>
+        <w:spacing w:before="0" w:after="62" w:line="259" w:lineRule="auto"/>
         <w:keepLines w:val="1"/>
       </w:pPr>
       <w:r>
@@ -406,7 +406,7 @@
     </w:p>
     <w:p>
       <w:pPr>
-        <w:spacing w:before="0" w:after="112" w:line="283" w:lineRule="auto"/>
+        <w:spacing w:before="0" w:after="62" w:line="259" w:lineRule="auto"/>
         <w:keepLines w:val="1"/>
       </w:pPr>
       <w:r>
@@ -420,7 +420,7 @@
     </w:p>
     <w:p>
       <w:pPr>
-        <w:spacing w:before="0" w:after="112" w:line="283" w:lineRule="auto"/>
+        <w:spacing w:before="0" w:after="62" w:line="259" w:lineRule="auto"/>
         <w:keepLines w:val="1"/>
       </w:pPr>
       <w:r>
@@ -429,12 +429,12 @@
           <w:i w:val="0"/>
           <w:sz w:val="22"/>
         </w:rPr>
-        <w:t>01:13 Chronology vs. Portability</w:t>
+        <w:t>01:21 Chronology vs. Portability</w:t>
       </w:r>
     </w:p>
     <w:p>
       <w:pPr>
-        <w:spacing w:before="0" w:after="112" w:line="283" w:lineRule="auto"/>
+        <w:spacing w:before="0" w:after="62" w:line="259" w:lineRule="auto"/>
         <w:keepLines w:val="1"/>
       </w:pPr>
       <w:r>
@@ -443,12 +443,12 @@
           <w:i w:val="0"/>
           <w:sz w:val="22"/>
         </w:rPr>
-        <w:t>01:57 Name the Chapters Briefly</w:t>
+        <w:t>02:09 Name the Chapters Briefly</w:t>
       </w:r>
     </w:p>
     <w:p>
       <w:pPr>
-        <w:spacing w:before="0" w:after="112" w:line="283" w:lineRule="auto"/>
+        <w:spacing w:before="0" w:after="62" w:line="259" w:lineRule="auto"/>
         <w:keepLines w:val="1"/>
       </w:pPr>
       <w:r>
@@ -457,12 +457,12 @@
           <w:i w:val="0"/>
           <w:sz w:val="22"/>
         </w:rPr>
-        <w:t>02:56 Find the Repeated Work</w:t>
+        <w:t>03:11 Find the Repeated Work</w:t>
       </w:r>
     </w:p>
     <w:p>
       <w:pPr>
-        <w:spacing w:before="0" w:after="112" w:line="283" w:lineRule="auto"/>
+        <w:spacing w:before="0" w:after="62" w:line="259" w:lineRule="auto"/>
         <w:keepLines w:val="1"/>
       </w:pPr>
       <w:r>
@@ -471,12 +471,12 @@
           <w:i w:val="0"/>
           <w:sz w:val="22"/>
         </w:rPr>
-        <w:t>03:22 Look Beneath the Job Titles</w:t>
+        <w:t>03:40 Look Beneath the Job Titles</w:t>
       </w:r>
     </w:p>
     <w:p>
       <w:pPr>
-        <w:spacing w:before="0" w:after="112" w:line="283" w:lineRule="auto"/>
+        <w:spacing w:before="0" w:after="62" w:line="259" w:lineRule="auto"/>
         <w:keepLines w:val="1"/>
       </w:pPr>
       <w:r>
@@ -485,12 +485,12 @@
           <w:i w:val="0"/>
           <w:sz w:val="22"/>
         </w:rPr>
-        <w:t>04:30 Explain Why the Direction Follows</w:t>
+        <w:t>04:52 Explain Why the Direction Follows</w:t>
       </w:r>
     </w:p>
     <w:p>
       <w:pPr>
-        <w:spacing w:before="0" w:after="112" w:line="283" w:lineRule="auto"/>
+        <w:spacing w:before="0" w:after="62" w:line="259" w:lineRule="auto"/>
         <w:keepLines w:val="1"/>
       </w:pPr>
       <w:r>
@@ -499,12 +499,12 @@
           <w:i w:val="0"/>
           <w:sz w:val="22"/>
         </w:rPr>
-        <w:t>04:48 The Three-Sentence Career Explanation</w:t>
+        <w:t>05:11 The Three-Sentence Career Explanation</w:t>
       </w:r>
     </w:p>
     <w:p>
       <w:pPr>
-        <w:spacing w:before="0" w:after="112" w:line="283" w:lineRule="auto"/>
+        <w:spacing w:before="0" w:after="62" w:line="259" w:lineRule="auto"/>
         <w:keepLines w:val="1"/>
       </w:pPr>
       <w:r>
@@ -513,12 +513,12 @@
           <w:i w:val="0"/>
           <w:sz w:val="22"/>
         </w:rPr>
-        <w:t>05:46 Do Not Invent a Perfect Plan</w:t>
+        <w:t>06:17 Do Not Invent a Perfect Plan</w:t>
       </w:r>
     </w:p>
     <w:p>
       <w:pPr>
-        <w:spacing w:before="0" w:after="112" w:line="283" w:lineRule="auto"/>
+        <w:spacing w:before="0" w:after="62" w:line="259" w:lineRule="auto"/>
         <w:keepLines w:val="1"/>
       </w:pPr>
       <w:r>
@@ -527,12 +527,12 @@
           <w:i w:val="0"/>
           <w:sz w:val="22"/>
         </w:rPr>
-        <w:t>06:32 Test Your Career Explanation</w:t>
+        <w:t>07:08 Test Your Career Explanation</w:t>
       </w:r>
     </w:p>
     <w:p>
       <w:pPr>
-        <w:spacing w:before="0" w:after="112" w:line="283" w:lineRule="auto"/>
+        <w:spacing w:before="0" w:after="62" w:line="259" w:lineRule="auto"/>
         <w:keepLines w:val="1"/>
       </w:pPr>
       <w:r>
@@ -541,12 +541,12 @@
           <w:i w:val="0"/>
           <w:sz w:val="22"/>
         </w:rPr>
-        <w:t>07:54 Free Career Evidence Starter</w:t>
+        <w:t>08:31 Free Career Evidence Starter</w:t>
       </w:r>
     </w:p>
     <w:p>
       <w:pPr>
-        <w:spacing w:before="0" w:after="112" w:line="283" w:lineRule="auto"/>
+        <w:spacing w:before="0" w:after="62" w:line="259" w:lineRule="auto"/>
         <w:keepLines w:val="1"/>
       </w:pPr>
       <w:r>
@@ -555,12 +555,12 @@
           <w:i w:val="0"/>
           <w:sz w:val="22"/>
         </w:rPr>
-        <w:t>08:09 Should You Make an Internal Move?</w:t>
+        <w:t>08:48 Should You Make an Internal Move?</w:t>
       </w:r>
     </w:p>
     <w:p>
       <w:pPr>
-        <w:spacing w:before="0" w:after="48" w:line="283" w:lineRule="auto"/>
+        <w:spacing w:before="0" w:after="26" w:line="259" w:lineRule="auto"/>
         <w:keepLines w:val="1"/>
       </w:pPr>
       <w:r>
@@ -574,7 +574,7 @@
     </w:p>
     <w:p>
       <w:pPr>
-        <w:spacing w:before="0" w:after="112" w:line="283" w:lineRule="auto"/>
+        <w:spacing w:before="0" w:after="62" w:line="259" w:lineRule="auto"/>
         <w:keepLines w:val="1"/>
       </w:pPr>
       <w:r>
@@ -588,7 +588,7 @@
     </w:p>
     <w:p>
       <w:pPr>
-        <w:spacing w:before="0" w:after="112" w:line="283" w:lineRule="auto"/>
+        <w:spacing w:before="0" w:after="62" w:line="259" w:lineRule="auto"/>
         <w:keepLines w:val="1"/>
       </w:pPr>
       <w:r>
@@ -602,7 +602,7 @@
     </w:p>
     <w:p>
       <w:pPr>
-        <w:spacing w:before="0" w:after="112" w:line="283" w:lineRule="auto"/>
+        <w:spacing w:before="0" w:after="62" w:line="259" w:lineRule="auto"/>
         <w:keepLines w:val="1"/>
       </w:pPr>
       <w:r>
@@ -616,7 +616,7 @@
     </w:p>
     <w:p>
       <w:pPr>
-        <w:spacing w:before="0" w:after="48" w:line="283" w:lineRule="auto"/>
+        <w:spacing w:before="0" w:after="26" w:line="259" w:lineRule="auto"/>
         <w:keepLines w:val="1"/>
       </w:pPr>
       <w:r>
@@ -630,7 +630,7 @@
     </w:p>
     <w:p>
       <w:pPr>
-        <w:spacing w:before="0" w:after="112" w:line="283" w:lineRule="auto"/>
+        <w:spacing w:before="0" w:after="62" w:line="259" w:lineRule="auto"/>
         <w:keepLines w:val="1"/>
       </w:pPr>
       <w:r>
@@ -644,7 +644,7 @@
     </w:p>
     <w:p>
       <w:pPr>
-        <w:spacing w:before="0" w:after="112" w:line="283" w:lineRule="auto"/>
+        <w:spacing w:before="0" w:after="62" w:line="259" w:lineRule="auto"/>
         <w:keepLines w:val="1"/>
       </w:pPr>
       <w:r>
@@ -658,7 +658,7 @@
     </w:p>
     <w:p>
       <w:pPr>
-        <w:spacing w:before="0" w:after="112" w:line="283" w:lineRule="auto"/>
+        <w:spacing w:before="0" w:after="62" w:line="259" w:lineRule="auto"/>
         <w:keepLines w:val="1"/>
       </w:pPr>
       <w:r>
@@ -672,7 +672,7 @@
     </w:p>
     <w:p>
       <w:pPr>
-        <w:spacing w:before="0" w:after="48" w:line="283" w:lineRule="auto"/>
+        <w:spacing w:before="0" w:after="26" w:line="259" w:lineRule="auto"/>
         <w:keepLines w:val="1"/>
       </w:pPr>
       <w:r>
@@ -686,7 +686,7 @@
     </w:p>
     <w:p>
       <w:pPr>
-        <w:spacing w:before="0" w:after="112" w:line="283" w:lineRule="auto"/>
+        <w:spacing w:before="0" w:after="62" w:line="259" w:lineRule="auto"/>
         <w:keepLines w:val="1"/>
       </w:pPr>
       <w:r>
@@ -700,7 +700,7 @@
     </w:p>
     <w:p>
       <w:pPr>
-        <w:spacing w:before="224" w:after="192" w:line="283" w:lineRule="auto"/>
+        <w:spacing w:before="124" w:after="106" w:line="259" w:lineRule="auto"/>
         <w:keepLines w:val="1"/>
       </w:pPr>
       <w:r>
@@ -710,12 +710,12 @@
           <w:color w:val="5A6B82"/>
           <w:sz w:val="20"/>
         </w:rPr>
-        <w:t>— END OF THE COPY-READY DESCRIPTION —</w:t>
+        <w:t>— END OF COPY-READY DESCRIPTION —</w:t>
       </w:r>
     </w:p>
     <w:p>
       <w:pPr>
-        <w:spacing w:before="224" w:after="128" w:line="283" w:lineRule="auto"/>
+        <w:spacing w:before="124" w:after="70" w:line="259" w:lineRule="auto"/>
         <w:keepLines w:val="1"/>
         <w:keepNext w:val="1"/>
       </w:pPr>
@@ -731,7 +731,7 @@
     </w:p>
     <w:p>
       <w:pPr>
-        <w:spacing w:before="0" w:after="96" w:line="283" w:lineRule="auto"/>
+        <w:spacing w:before="0" w:after="52" w:line="259" w:lineRule="auto"/>
         <w:shd w:val="clear" w:fill="F3F0E8"/>
         <w:keepLines w:val="1"/>
       </w:pPr>
@@ -747,7 +747,7 @@
     </w:p>
     <w:p>
       <w:pPr>
-        <w:spacing w:before="0" w:after="160" w:line="283" w:lineRule="auto"/>
+        <w:spacing w:before="0" w:after="88" w:line="259" w:lineRule="auto"/>
         <w:shd w:val="clear" w:fill="F3F0E8"/>
         <w:keepLines w:val="1"/>
       </w:pPr>
@@ -758,12 +758,12 @@
           <w:color w:val="9B2C10"/>
           <w:sz w:val="21"/>
         </w:rPr>
-        <w:t>These timestamps were estimated from the patched script, not measured from the finished edit. Replace every timestamp using the finished cut before publication. Do not force the edit to match these estimates.</w:t>
+        <w:t>These timestamps are script-derived, not measured from the finished edit. Replace every one of them before publication. Do not force the edit to match them.</w:t>
       </w:r>
     </w:p>
     <w:p>
       <w:pPr>
-        <w:spacing w:before="224" w:after="128" w:line="283" w:lineRule="auto"/>
+        <w:spacing w:before="124" w:after="70" w:line="259" w:lineRule="auto"/>
         <w:keepLines w:val="1"/>
         <w:keepNext w:val="1"/>
       </w:pPr>
@@ -779,7 +779,7 @@
     </w:p>
     <w:p>
       <w:pPr>
-        <w:spacing w:before="0" w:after="128" w:line="283" w:lineRule="auto"/>
+        <w:spacing w:before="0" w:after="70" w:line="259" w:lineRule="auto"/>
         <w:keepLines w:val="1"/>
       </w:pPr>
       <w:r>
@@ -794,7 +794,7 @@
     </w:p>
     <w:p>
       <w:pPr>
-        <w:spacing w:before="0" w:after="64" w:line="283" w:lineRule="auto"/>
+        <w:spacing w:before="0" w:after="36" w:line="259" w:lineRule="auto"/>
         <w:keepLines w:val="1"/>
       </w:pPr>
       <w:r>
@@ -808,7 +808,7 @@
     </w:p>
     <w:p>
       <w:pPr>
-        <w:spacing w:before="0" w:after="64" w:line="283" w:lineRule="auto"/>
+        <w:spacing w:before="0" w:after="36" w:line="259" w:lineRule="auto"/>
         <w:keepLines w:val="1"/>
       </w:pPr>
       <w:r>
@@ -817,12 +817,12 @@
           <w:i w:val="0"/>
           <w:sz w:val="22"/>
         </w:rPr>
-        <w:t>01:13 Chronology vs. Portability</w:t>
+        <w:t>01:21 Chronology vs. Portability</w:t>
       </w:r>
     </w:p>
     <w:p>
       <w:pPr>
-        <w:spacing w:before="0" w:after="64" w:line="283" w:lineRule="auto"/>
+        <w:spacing w:before="0" w:after="36" w:line="259" w:lineRule="auto"/>
         <w:keepLines w:val="1"/>
       </w:pPr>
       <w:r>
@@ -831,12 +831,12 @@
           <w:i w:val="0"/>
           <w:sz w:val="22"/>
         </w:rPr>
-        <w:t>01:57 Name the Chapters Briefly</w:t>
+        <w:t>02:09 Name the Chapters Briefly</w:t>
       </w:r>
     </w:p>
     <w:p>
       <w:pPr>
-        <w:spacing w:before="0" w:after="64" w:line="283" w:lineRule="auto"/>
+        <w:spacing w:before="0" w:after="36" w:line="259" w:lineRule="auto"/>
         <w:keepLines w:val="1"/>
       </w:pPr>
       <w:r>
@@ -845,12 +845,12 @@
           <w:i w:val="0"/>
           <w:sz w:val="22"/>
         </w:rPr>
-        <w:t>02:56 Find the Repeated Work</w:t>
+        <w:t>03:11 Find the Repeated Work</w:t>
       </w:r>
     </w:p>
     <w:p>
       <w:pPr>
-        <w:spacing w:before="0" w:after="64" w:line="283" w:lineRule="auto"/>
+        <w:spacing w:before="0" w:after="36" w:line="259" w:lineRule="auto"/>
         <w:keepLines w:val="1"/>
       </w:pPr>
       <w:r>
@@ -859,12 +859,12 @@
           <w:i w:val="0"/>
           <w:sz w:val="22"/>
         </w:rPr>
-        <w:t>03:22 Look Beneath the Job Titles</w:t>
+        <w:t>03:40 Look Beneath the Job Titles</w:t>
       </w:r>
     </w:p>
     <w:p>
       <w:pPr>
-        <w:spacing w:before="0" w:after="64" w:line="283" w:lineRule="auto"/>
+        <w:spacing w:before="0" w:after="36" w:line="259" w:lineRule="auto"/>
         <w:keepLines w:val="1"/>
       </w:pPr>
       <w:r>
@@ -873,12 +873,12 @@
           <w:i w:val="0"/>
           <w:sz w:val="22"/>
         </w:rPr>
-        <w:t>04:30 Explain Why the Direction Follows</w:t>
+        <w:t>04:52 Explain Why the Direction Follows</w:t>
       </w:r>
     </w:p>
     <w:p>
       <w:pPr>
-        <w:spacing w:before="0" w:after="64" w:line="283" w:lineRule="auto"/>
+        <w:spacing w:before="0" w:after="36" w:line="259" w:lineRule="auto"/>
         <w:keepLines w:val="1"/>
       </w:pPr>
       <w:r>
@@ -887,12 +887,12 @@
           <w:i w:val="0"/>
           <w:sz w:val="22"/>
         </w:rPr>
-        <w:t>04:48 The Three-Sentence Career Explanation</w:t>
+        <w:t>05:11 The Three-Sentence Career Explanation</w:t>
       </w:r>
     </w:p>
     <w:p>
       <w:pPr>
-        <w:spacing w:before="0" w:after="64" w:line="283" w:lineRule="auto"/>
+        <w:spacing w:before="0" w:after="36" w:line="259" w:lineRule="auto"/>
         <w:keepLines w:val="1"/>
       </w:pPr>
       <w:r>
@@ -901,12 +901,12 @@
           <w:i w:val="0"/>
           <w:sz w:val="22"/>
         </w:rPr>
-        <w:t>05:46 Do Not Invent a Perfect Plan</w:t>
+        <w:t>06:17 Do Not Invent a Perfect Plan</w:t>
       </w:r>
     </w:p>
     <w:p>
       <w:pPr>
-        <w:spacing w:before="0" w:after="64" w:line="283" w:lineRule="auto"/>
+        <w:spacing w:before="0" w:after="36" w:line="259" w:lineRule="auto"/>
         <w:keepLines w:val="1"/>
       </w:pPr>
       <w:r>
@@ -915,12 +915,12 @@
           <w:i w:val="0"/>
           <w:sz w:val="22"/>
         </w:rPr>
-        <w:t>06:32 Test Your Career Explanation</w:t>
+        <w:t>07:08 Test Your Career Explanation</w:t>
       </w:r>
     </w:p>
     <w:p>
       <w:pPr>
-        <w:spacing w:before="0" w:after="64" w:line="283" w:lineRule="auto"/>
+        <w:spacing w:before="0" w:after="36" w:line="259" w:lineRule="auto"/>
         <w:keepLines w:val="1"/>
       </w:pPr>
       <w:r>
@@ -929,12 +929,12 @@
           <w:i w:val="0"/>
           <w:sz w:val="22"/>
         </w:rPr>
-        <w:t>07:54 Free Career Evidence Starter</w:t>
+        <w:t>08:31 Free Career Evidence Starter</w:t>
       </w:r>
     </w:p>
     <w:p>
       <w:pPr>
-        <w:spacing w:before="0" w:after="64" w:line="283" w:lineRule="auto"/>
+        <w:spacing w:before="0" w:after="36" w:line="259" w:lineRule="auto"/>
         <w:keepLines w:val="1"/>
       </w:pPr>
       <w:r>
@@ -943,12 +943,12 @@
           <w:i w:val="0"/>
           <w:sz w:val="22"/>
         </w:rPr>
-        <w:t>08:09 Should You Make an Internal Move?</w:t>
+        <w:t>08:48 Should You Make an Internal Move?</w:t>
       </w:r>
     </w:p>
     <w:p>
       <w:pPr>
-        <w:spacing w:before="224" w:after="128" w:line="283" w:lineRule="auto"/>
+        <w:spacing w:before="124" w:after="70" w:line="259" w:lineRule="auto"/>
         <w:keepLines w:val="1"/>
         <w:keepNext w:val="1"/>
       </w:pPr>
@@ -964,7 +964,7 @@
     </w:p>
     <w:p>
       <w:pPr>
-        <w:spacing w:before="0" w:after="96" w:line="283" w:lineRule="auto"/>
+        <w:spacing w:before="0" w:after="52" w:line="259" w:lineRule="auto"/>
         <w:keepLines w:val="1"/>
       </w:pPr>
       <w:r>
@@ -973,12 +973,12 @@
           <w:i w:val="0"/>
           <w:sz w:val="22"/>
         </w:rPr>
-        <w:t>What part of your career looks disconnected from the outside—but taught you something you still use?</w:t>
+        <w:t>Which part of your career is hardest for you to explain?</w:t>
       </w:r>
     </w:p>
     <w:p>
       <w:pPr>
-        <w:spacing w:before="0" w:after="96" w:line="283" w:lineRule="auto"/>
+        <w:spacing w:before="0" w:after="52" w:line="259" w:lineRule="auto"/>
         <w:keepLines w:val="1"/>
       </w:pPr>
       <w:r>
@@ -987,12 +987,12 @@
           <w:i w:val="0"/>
           <w:sz w:val="22"/>
         </w:rPr>
-        <w:t>Try completing this sentence:</w:t>
+        <w:t>1. Naming the chapters without sounding defensive</w:t>
       </w:r>
     </w:p>
     <w:p>
       <w:pPr>
-        <w:spacing w:before="0" w:after="96" w:line="283" w:lineRule="auto"/>
+        <w:spacing w:before="0" w:after="52" w:line="259" w:lineRule="auto"/>
         <w:keepLines w:val="1"/>
       </w:pPr>
       <w:r>
@@ -1001,12 +1001,12 @@
           <w:i w:val="0"/>
           <w:sz w:val="22"/>
         </w:rPr>
-        <w:t>“Across my career, I keep being asked to…”</w:t>
+        <w:t>2. Finding the work that repeated beneath the titles</w:t>
       </w:r>
     </w:p>
     <w:p>
       <w:pPr>
-        <w:spacing w:before="0" w:after="96" w:line="283" w:lineRule="auto"/>
+        <w:spacing w:before="0" w:after="52" w:line="259" w:lineRule="auto"/>
         <w:keepLines w:val="1"/>
       </w:pPr>
       <w:r>
@@ -1015,12 +1015,12 @@
           <w:i w:val="0"/>
           <w:sz w:val="22"/>
         </w:rPr>
-        <w:t>Then ask yourself: what evidence sits behind that verb?</w:t>
+        <w:t>3. Explaining why your next direction follows</w:t>
       </w:r>
     </w:p>
     <w:p>
       <w:pPr>
-        <w:spacing w:before="0" w:after="96" w:line="283" w:lineRule="auto"/>
+        <w:spacing w:before="0" w:after="52" w:line="259" w:lineRule="auto"/>
         <w:keepLines w:val="1"/>
       </w:pPr>
       <w:r>
@@ -1029,12 +1029,12 @@
           <w:i w:val="0"/>
           <w:sz w:val="22"/>
         </w:rPr>
-        <w:t>If you want to try this on one accomplishment, the Career Evidence Starter is free.</w:t>
+        <w:t>Try the three sentences on your own career and see which one you cannot finish yet:</w:t>
       </w:r>
     </w:p>
     <w:p>
       <w:pPr>
-        <w:spacing w:before="0" w:after="96" w:line="283" w:lineRule="auto"/>
+        <w:spacing w:before="0" w:after="52" w:line="259" w:lineRule="auto"/>
         <w:keepLines w:val="1"/>
       </w:pPr>
       <w:r>
@@ -1043,12 +1043,54 @@
           <w:i w:val="0"/>
           <w:sz w:val="22"/>
         </w:rPr>
-        <w:t>It takes about 10 to 15 focused minutes and helps you turn one piece of work into a portable Proof Line.</w:t>
+        <w:t>“My career has moved across…”</w:t>
       </w:r>
     </w:p>
     <w:p>
       <w:pPr>
-        <w:spacing w:before="0" w:after="96" w:line="283" w:lineRule="auto"/>
+        <w:spacing w:before="0" w:after="52" w:line="259" w:lineRule="auto"/>
+        <w:keepLines w:val="1"/>
+      </w:pPr>
+      <w:r>
+        <w:rPr>
+          <w:b w:val="0"/>
+          <w:i w:val="0"/>
+          <w:sz w:val="22"/>
+        </w:rPr>
+        <w:t>“Across those chapters, I kept being asked to…”</w:t>
+      </w:r>
+    </w:p>
+    <w:p>
+      <w:pPr>
+        <w:spacing w:before="0" w:after="52" w:line="259" w:lineRule="auto"/>
+        <w:keepLines w:val="1"/>
+      </w:pPr>
+      <w:r>
+        <w:rPr>
+          <w:b w:val="0"/>
+          <w:i w:val="0"/>
+          <w:sz w:val="22"/>
+        </w:rPr>
+        <w:t>“That is why I am now focused on…”</w:t>
+      </w:r>
+    </w:p>
+    <w:p>
+      <w:pPr>
+        <w:spacing w:before="0" w:after="52" w:line="259" w:lineRule="auto"/>
+        <w:keepLines w:val="1"/>
+      </w:pPr>
+      <w:r>
+        <w:rPr>
+          <w:b w:val="0"/>
+          <w:i w:val="0"/>
+          <w:sz w:val="22"/>
+        </w:rPr>
+        <w:t>And if you want to try it on one real accomplishment, the free Career Evidence Starter is here:</w:t>
+      </w:r>
+    </w:p>
+    <w:p>
+      <w:pPr>
+        <w:spacing w:before="0" w:after="52" w:line="259" w:lineRule="auto"/>
         <w:keepLines w:val="1"/>
       </w:pPr>
       <w:r>
@@ -1062,7 +1104,7 @@
     </w:p>
     <w:p>
       <w:pPr>
-        <w:spacing w:before="224" w:after="128" w:line="283" w:lineRule="auto"/>
+        <w:spacing w:before="124" w:after="70" w:line="259" w:lineRule="auto"/>
         <w:keepLines w:val="1"/>
         <w:keepNext w:val="1"/>
       </w:pPr>
@@ -1078,7 +1120,7 @@
     </w:p>
     <w:p>
       <w:pPr>
-        <w:spacing w:before="0" w:after="128" w:line="283" w:lineRule="auto"/>
+        <w:spacing w:before="0" w:after="70" w:line="259" w:lineRule="auto"/>
         <w:keepLines w:val="1"/>
       </w:pPr>
       <w:r>
@@ -1087,52 +1129,7 @@
           <w:i w:val="0"/>
           <w:sz w:val="22"/>
         </w:rPr>
-        <w:t>Should I Make an Internal Move? 3 Questions to Decide</w:t>
-      </w:r>
-    </w:p>
-    <w:p>
-      <w:pPr>
-        <w:spacing w:before="224" w:after="128" w:line="283" w:lineRule="auto"/>
-        <w:keepLines w:val="1"/>
-        <w:keepNext w:val="1"/>
-      </w:pPr>
-      <w:r>
-        <w:rPr>
-          <w:b/>
-          <w:i w:val="0"/>
-          <w:color w:val="0F2346"/>
-          <w:sz w:val="28"/>
-        </w:rPr>
-        <w:t>YouTube tag field</w:t>
-      </w:r>
-    </w:p>
-    <w:p>
-      <w:pPr>
-        <w:spacing w:before="0" w:after="96" w:line="283" w:lineRule="auto"/>
-        <w:keepLines w:val="1"/>
-      </w:pPr>
-      <w:r>
-        <w:rPr>
-          <w:b w:val="0"/>
-          <w:i/>
-          <w:color w:val="5A6B82"/>
-          <w:sz w:val="21"/>
-        </w:rPr>
-        <w:t>Paste into the tag field only.</w:t>
-      </w:r>
-    </w:p>
-    <w:p>
-      <w:pPr>
-        <w:spacing w:before="0" w:after="160" w:line="283" w:lineRule="auto"/>
-        <w:keepLines w:val="1"/>
-      </w:pPr>
-      <w:r>
-        <w:rPr>
-          <w:b w:val="0"/>
-          <w:i w:val="0"/>
-          <w:sz w:val="21"/>
-        </w:rPr>
-        <w:t>how to explain your career change, how to explain a nonlinear career, nonlinear career path, career pivot, career story, transferable skills, career portability, career transition, career change, career change advice, how to explain your experience, transferable experience, experienced professionals, Temidayo Afonja, Capability Formation</w:t>
+        <w:t>Should I Make an Internal Move? 3 Questions to Decide  (Video 5)</w:t>
       </w:r>
     </w:p>
     <w:sectPr>

--- a/deliverables/video-4-slides/hit-final/Video_4_YouTube_Description_HIT.docx
+++ b/deliverables/video-4-slides/hit-final/Video_4_YouTube_Description_HIT.docx
@@ -175,7 +175,7 @@
           <w:color w:val="9B2C10"/>
           <w:sz w:val="21"/>
         </w:rPr>
-        <w:t>The restrained emoji system is part of the approved standard: 🧭 marks the CTA and resource section. Do not remove it and do not add more.</w:t>
+        <w:t>The restrained emoji system is part of the approved v4.0 standard: ✨ teaching points, 🧭 CTA and resource, ⏱️ chapters, ▶️ Watch Next, 🔗 Connect and Explore. Do not remove it and do not add more.</w:t>
       </w:r>
     </w:p>
     <w:p>
@@ -261,7 +261,7 @@
           <w:i w:val="0"/>
           <w:sz w:val="22"/>
         </w:rPr>
-        <w:t>1. Name your major career chapters briefly.</w:t>
+        <w:t>✨ Name your major career chapters briefly.</w:t>
       </w:r>
     </w:p>
     <w:p>
@@ -275,7 +275,7 @@
           <w:i w:val="0"/>
           <w:sz w:val="22"/>
         </w:rPr>
-        <w:t>2. Find the repeated work beneath the titles.</w:t>
+        <w:t>✨ Find the repeated work beneath the titles.</w:t>
       </w:r>
     </w:p>
     <w:p>
@@ -289,7 +289,7 @@
           <w:i w:val="0"/>
           <w:sz w:val="22"/>
         </w:rPr>
-        <w:t>3. Explain why your next direction follows from what you have already built.</w:t>
+        <w:t>✨ Explain why your next direction follows from what you have already built.</w:t>
       </w:r>
     </w:p>
     <w:p>
@@ -401,7 +401,7 @@
           <w:i w:val="0"/>
           <w:sz w:val="22"/>
         </w:rPr>
-        <w:t>CHAPTERS</w:t>
+        <w:t>⏱️ CHAPTERS</w:t>
       </w:r>
     </w:p>
     <w:p>
@@ -583,7 +583,7 @@
           <w:i w:val="0"/>
           <w:sz w:val="22"/>
         </w:rPr>
-        <w:t>WATCH NEXT</w:t>
+        <w:t>▶️ WATCH NEXT</w:t>
       </w:r>
     </w:p>
     <w:p>
@@ -668,6 +668,118 @@
           <w:sz w:val="22"/>
         </w:rPr>
         <w:t>[ADD PLAYLIST LINK]</w:t>
+      </w:r>
+    </w:p>
+    <w:p>
+      <w:pPr>
+        <w:spacing w:before="0" w:after="26" w:line="259" w:lineRule="auto"/>
+        <w:keepLines w:val="1"/>
+      </w:pPr>
+      <w:r>
+        <w:rPr>
+          <w:b w:val="0"/>
+          <w:i w:val="0"/>
+          <w:sz w:val="22"/>
+        </w:rPr>
+        <w:t xml:space="preserve"> </w:t>
+      </w:r>
+    </w:p>
+    <w:p>
+      <w:pPr>
+        <w:spacing w:before="0" w:after="62" w:line="259" w:lineRule="auto"/>
+        <w:keepLines w:val="1"/>
+      </w:pPr>
+      <w:r>
+        <w:rPr>
+          <w:b w:val="0"/>
+          <w:i w:val="0"/>
+          <w:sz w:val="22"/>
+        </w:rPr>
+        <w:t>🔗 CONNECT AND EXPLORE</w:t>
+      </w:r>
+    </w:p>
+    <w:p>
+      <w:pPr>
+        <w:spacing w:before="0" w:after="62" w:line="259" w:lineRule="auto"/>
+        <w:keepLines w:val="1"/>
+      </w:pPr>
+      <w:r>
+        <w:rPr>
+          <w:b w:val="0"/>
+          <w:i w:val="0"/>
+          <w:sz w:val="22"/>
+        </w:rPr>
+        <w:t>Website:</w:t>
+      </w:r>
+    </w:p>
+    <w:p>
+      <w:pPr>
+        <w:spacing w:before="0" w:after="62" w:line="259" w:lineRule="auto"/>
+        <w:keepLines w:val="1"/>
+      </w:pPr>
+      <w:r>
+        <w:rPr>
+          <w:b w:val="0"/>
+          <w:i w:val="0"/>
+          <w:sz w:val="22"/>
+        </w:rPr>
+        <w:t>https://temidayoafonja.com</w:t>
+      </w:r>
+    </w:p>
+    <w:p>
+      <w:pPr>
+        <w:spacing w:before="0" w:after="62" w:line="259" w:lineRule="auto"/>
+        <w:keepLines w:val="1"/>
+      </w:pPr>
+      <w:r>
+        <w:rPr>
+          <w:b w:val="0"/>
+          <w:i w:val="0"/>
+          <w:sz w:val="22"/>
+        </w:rPr>
+        <w:t>LinkedIn:</w:t>
+      </w:r>
+    </w:p>
+    <w:p>
+      <w:pPr>
+        <w:spacing w:before="0" w:after="62" w:line="259" w:lineRule="auto"/>
+        <w:keepLines w:val="1"/>
+      </w:pPr>
+      <w:r>
+        <w:rPr>
+          <w:b w:val="0"/>
+          <w:i w:val="0"/>
+          <w:sz w:val="22"/>
+        </w:rPr>
+        <w:t>https://www.linkedin.com/in/temidayo-afonja</w:t>
+      </w:r>
+    </w:p>
+    <w:p>
+      <w:pPr>
+        <w:spacing w:before="0" w:after="62" w:line="259" w:lineRule="auto"/>
+        <w:keepLines w:val="1"/>
+      </w:pPr>
+      <w:r>
+        <w:rPr>
+          <w:b w:val="0"/>
+          <w:i w:val="0"/>
+          <w:sz w:val="22"/>
+        </w:rPr>
+        <w:t>Substack:</w:t>
+      </w:r>
+    </w:p>
+    <w:p>
+      <w:pPr>
+        <w:spacing w:before="0" w:after="62" w:line="259" w:lineRule="auto"/>
+        <w:keepLines w:val="1"/>
+      </w:pPr>
+      <w:r>
+        <w:rPr>
+          <w:b w:val="0"/>
+          <w:i w:val="0"/>
+          <w:sz w:val="22"/>
+        </w:rPr>
+        <w:t>https://temidayoafonja.substack.com</w:t>
       </w:r>
     </w:p>
     <w:p>
@@ -1132,6 +1244,51 @@
         <w:t>Should I Make an Internal Move? 3 Questions to Decide  (Video 5)</w:t>
       </w:r>
     </w:p>
+    <w:p>
+      <w:pPr>
+        <w:spacing w:before="124" w:after="70" w:line="259" w:lineRule="auto"/>
+        <w:keepLines w:val="1"/>
+        <w:keepNext w:val="1"/>
+      </w:pPr>
+      <w:r>
+        <w:rPr>
+          <w:b/>
+          <w:i w:val="0"/>
+          <w:color w:val="0F2346"/>
+          <w:sz w:val="28"/>
+        </w:rPr>
+        <w:t>YouTube tag field</w:t>
+      </w:r>
+    </w:p>
+    <w:p>
+      <w:pPr>
+        <w:spacing w:before="0" w:after="52" w:line="259" w:lineRule="auto"/>
+        <w:keepLines w:val="1"/>
+      </w:pPr>
+      <w:r>
+        <w:rPr>
+          <w:b w:val="0"/>
+          <w:i/>
+          <w:color w:val="5A6B82"/>
+          <w:sz w:val="21"/>
+        </w:rPr>
+        <w:t>Paste into the tag field only.</w:t>
+      </w:r>
+    </w:p>
+    <w:p>
+      <w:pPr>
+        <w:spacing w:before="0" w:after="88" w:line="259" w:lineRule="auto"/>
+        <w:keepLines w:val="1"/>
+      </w:pPr>
+      <w:r>
+        <w:rPr>
+          <w:b w:val="0"/>
+          <w:i w:val="0"/>
+          <w:sz w:val="21"/>
+        </w:rPr>
+        <w:t>how to explain your career change, nonlinear career, career pivot, career change explanation, career story, transferable skills, career transition, career portability, explain career gap, experienced professionals, Temidayo Afonja, Capability Formation</w:t>
+      </w:r>
+    </w:p>
     <w:sectPr>
       <w:pgSz w:w="12240" w:h="15840"/>
       <w:pgMar w:top="1296" w:right="1512" w:bottom="1296" w:left="1512" w:header="720" w:footer="720" w:gutter="0"/>

--- a/deliverables/video-4-slides/hit-final/Video_4_YouTube_Description_HIT.docx
+++ b/deliverables/video-4-slides/hit-final/Video_4_YouTube_Description_HIT.docx
@@ -4,7 +4,7 @@
   <w:body>
     <w:p>
       <w:pPr>
-        <w:spacing w:before="0" w:after="36" w:line="259" w:lineRule="auto"/>
+        <w:spacing w:before="0" w:after="28" w:line="250" w:lineRule="auto"/>
       </w:pPr>
       <w:r>
         <w:rPr>
@@ -19,7 +19,7 @@
     </w:p>
     <w:p>
       <w:pPr>
-        <w:spacing w:before="0" w:after="36" w:line="259" w:lineRule="auto"/>
+        <w:spacing w:before="0" w:after="28" w:line="250" w:lineRule="auto"/>
       </w:pPr>
       <w:r>
         <w:rPr>
@@ -33,7 +33,7 @@
     </w:p>
     <w:p>
       <w:pPr>
-        <w:spacing w:before="0" w:after="52" w:line="259" w:lineRule="auto"/>
+        <w:spacing w:before="0" w:after="40" w:line="250" w:lineRule="auto"/>
       </w:pPr>
       <w:r>
         <w:rPr>
@@ -42,12 +42,12 @@
           <w:color w:val="5A6B82"/>
           <w:sz w:val="22"/>
         </w:rPr>
-        <w:t>Video 4  ·  YouTube description</w:t>
+        <w:t>Video 4  ·  YouTube description  ·  v5.0</w:t>
       </w:r>
     </w:p>
     <w:p>
       <w:pPr>
-        <w:spacing w:before="0" w:after="158" w:line="259" w:lineRule="auto"/>
+        <w:spacing w:before="0" w:after="122" w:line="250" w:lineRule="auto"/>
       </w:pPr>
       <w:r>
         <w:rPr>
@@ -61,7 +61,7 @@
     </w:p>
     <w:p>
       <w:pPr>
-        <w:spacing w:before="124" w:after="70" w:line="259" w:lineRule="auto"/>
+        <w:spacing w:before="96" w:after="54" w:line="250" w:lineRule="auto"/>
         <w:keepLines w:val="1"/>
         <w:keepNext w:val="1"/>
       </w:pPr>
@@ -77,7 +77,7 @@
     </w:p>
     <w:p>
       <w:pPr>
-        <w:spacing w:before="0" w:after="88" w:line="259" w:lineRule="auto"/>
+        <w:spacing w:before="0" w:after="68" w:line="250" w:lineRule="auto"/>
       </w:pPr>
       <w:r>
         <w:rPr>
@@ -90,7 +90,7 @@
     </w:p>
     <w:p>
       <w:pPr>
-        <w:spacing w:before="124" w:after="70" w:line="259" w:lineRule="auto"/>
+        <w:spacing w:before="96" w:after="54" w:line="250" w:lineRule="auto"/>
         <w:keepLines w:val="1"/>
         <w:keepNext w:val="1"/>
       </w:pPr>
@@ -106,7 +106,7 @@
     </w:p>
     <w:p>
       <w:pPr>
-        <w:spacing w:before="0" w:after="88" w:line="259" w:lineRule="auto"/>
+        <w:spacing w:before="0" w:after="68" w:line="250" w:lineRule="auto"/>
       </w:pPr>
       <w:r>
         <w:rPr>
@@ -119,7 +119,7 @@
     </w:p>
     <w:p>
       <w:pPr>
-        <w:spacing w:before="124" w:after="70" w:line="259" w:lineRule="auto"/>
+        <w:spacing w:before="96" w:after="54" w:line="250" w:lineRule="auto"/>
         <w:keepLines w:val="1"/>
         <w:keepNext w:val="1"/>
       </w:pPr>
@@ -135,7 +135,7 @@
     </w:p>
     <w:p>
       <w:pPr>
-        <w:spacing w:before="0" w:after="88" w:line="259" w:lineRule="auto"/>
+        <w:spacing w:before="0" w:after="68" w:line="250" w:lineRule="auto"/>
       </w:pPr>
       <w:r>
         <w:rPr>
@@ -148,7 +148,7 @@
     </w:p>
     <w:p>
       <w:pPr>
-        <w:spacing w:before="124" w:after="70" w:line="259" w:lineRule="auto"/>
+        <w:spacing w:before="96" w:after="54" w:line="250" w:lineRule="auto"/>
         <w:keepLines w:val="1"/>
         <w:keepNext w:val="1"/>
       </w:pPr>
@@ -164,7 +164,7 @@
     </w:p>
     <w:p>
       <w:pPr>
-        <w:spacing w:before="0" w:after="106" w:line="259" w:lineRule="auto"/>
+        <w:spacing w:before="0" w:after="82" w:line="250" w:lineRule="auto"/>
         <w:shd w:val="clear" w:fill="F3F0E8"/>
         <w:keepLines w:val="1"/>
       </w:pPr>
@@ -175,12 +175,12 @@
           <w:color w:val="9B2C10"/>
           <w:sz w:val="21"/>
         </w:rPr>
-        <w:t>The restrained emoji system is part of the approved v4.0 standard: ✨ teaching points, 🧭 CTA and resource, ⏱️ chapters, ▶️ Watch Next, 🔗 Connect and Explore. Do not remove it and do not add more.</w:t>
+        <w:t>The restrained emoji system is part of the approved standard: ✨ teaching points, 🧭 CTA and resource, ⏱️ chapters, ▶️ Watch Next, 🔗 Connect and Explore. Do not remove it and do not add more.</w:t>
       </w:r>
     </w:p>
     <w:p>
       <w:pPr>
-        <w:spacing w:before="124" w:after="106" w:line="259" w:lineRule="auto"/>
+        <w:spacing w:before="96" w:after="82" w:line="250" w:lineRule="auto"/>
         <w:keepLines w:val="1"/>
         <w:shd w:val="clear" w:fill="E8EDF4"/>
       </w:pPr>
@@ -196,7 +196,7 @@
     </w:p>
     <w:p>
       <w:pPr>
-        <w:spacing w:before="0" w:after="62" w:line="259" w:lineRule="auto"/>
+        <w:spacing w:before="0" w:after="48" w:line="250" w:lineRule="auto"/>
         <w:keepLines w:val="1"/>
       </w:pPr>
       <w:r>
@@ -205,12 +205,12 @@
           <w:i w:val="0"/>
           <w:sz w:val="22"/>
         </w:rPr>
-        <w:t>Does your career path look disconnected on paper?</w:t>
+        <w:t>Your CV makes sense to you, because you lived it. Then someone asks you to walk them through it, and halfway into the second job you can hear it — it is not landing.</w:t>
       </w:r>
     </w:p>
     <w:p>
       <w:pPr>
-        <w:spacing w:before="0" w:after="62" w:line="259" w:lineRule="auto"/>
+        <w:spacing w:before="0" w:after="48" w:line="250" w:lineRule="auto"/>
         <w:keepLines w:val="1"/>
       </w:pPr>
       <w:r>
@@ -219,12 +219,12 @@
           <w:i w:val="0"/>
           <w:sz w:val="22"/>
         </w:rPr>
-        <w:t>In this video I show you how to explain your career change without pretending every move was part of a perfect plan.</w:t>
+        <w:t>A senior-manager friend at EY used to joke that I was a cat with nine lives, because my career kept turning up somewhere that looked unrelated to the last place. For a long time, the way I explained it made it sound even more scattered than it was.</w:t>
       </w:r>
     </w:p>
     <w:p>
       <w:pPr>
-        <w:spacing w:before="0" w:after="62" w:line="259" w:lineRule="auto"/>
+        <w:spacing w:before="0" w:after="48" w:line="250" w:lineRule="auto"/>
         <w:keepLines w:val="1"/>
       </w:pPr>
       <w:r>
@@ -233,12 +233,12 @@
           <w:i w:val="0"/>
           <w:sz w:val="22"/>
         </w:rPr>
-        <w:t>One of my senior-manager friends at EY used to joke that I was a “cat with nine lives” because my career kept moving into work that looked unrelated. Over time I realized the problem was not necessarily the career. It was how I was explaining what had traveled between the chapters.</w:t>
+        <w:t>The career was not the problem. The explanation was.</w:t>
       </w:r>
     </w:p>
     <w:p>
       <w:pPr>
-        <w:spacing w:before="0" w:after="62" w:line="259" w:lineRule="auto"/>
+        <w:spacing w:before="0" w:after="48" w:line="250" w:lineRule="auto"/>
         <w:keepLines w:val="1"/>
       </w:pPr>
       <w:r>
@@ -247,12 +247,12 @@
           <w:i w:val="0"/>
           <w:sz w:val="22"/>
         </w:rPr>
-        <w:t>I will walk you through a simple three-part method:</w:t>
+        <w:t>A three-part method, taught the way I would coach one person:</w:t>
       </w:r>
     </w:p>
     <w:p>
       <w:pPr>
-        <w:spacing w:before="0" w:after="62" w:line="259" w:lineRule="auto"/>
+        <w:spacing w:before="0" w:after="48" w:line="250" w:lineRule="auto"/>
         <w:keepLines w:val="1"/>
       </w:pPr>
       <w:r>
@@ -261,12 +261,12 @@
           <w:i w:val="0"/>
           <w:sz w:val="22"/>
         </w:rPr>
-        <w:t>✨ Name your major career chapters briefly.</w:t>
+        <w:t>✨ Name your chapters briefly — orientation, not defence.</w:t>
       </w:r>
     </w:p>
     <w:p>
       <w:pPr>
-        <w:spacing w:before="0" w:after="62" w:line="259" w:lineRule="auto"/>
+        <w:spacing w:before="0" w:after="48" w:line="250" w:lineRule="auto"/>
         <w:keepLines w:val="1"/>
       </w:pPr>
       <w:r>
@@ -275,12 +275,12 @@
           <w:i w:val="0"/>
           <w:sz w:val="22"/>
         </w:rPr>
-        <w:t>✨ Find the repeated work beneath the titles.</w:t>
+        <w:t>✨ Find the work that repeated underneath the titles — the verbs, not the nouns.</w:t>
       </w:r>
     </w:p>
     <w:p>
       <w:pPr>
-        <w:spacing w:before="0" w:after="62" w:line="259" w:lineRule="auto"/>
+        <w:spacing w:before="0" w:after="48" w:line="250" w:lineRule="auto"/>
         <w:keepLines w:val="1"/>
       </w:pPr>
       <w:r>
@@ -294,7 +294,7 @@
     </w:p>
     <w:p>
       <w:pPr>
-        <w:spacing w:before="0" w:after="62" w:line="259" w:lineRule="auto"/>
+        <w:spacing w:before="0" w:after="48" w:line="250" w:lineRule="auto"/>
         <w:keepLines w:val="1"/>
       </w:pPr>
       <w:r>
@@ -303,12 +303,12 @@
           <w:i w:val="0"/>
           <w:sz w:val="22"/>
         </w:rPr>
-        <w:t>A chronology tells people where you have been. A portability explanation tells them what traveled with you.</w:t>
+        <w:t>A chronology tells people where you have been. An explanation tells them what came with you.</w:t>
       </w:r>
     </w:p>
     <w:p>
       <w:pPr>
-        <w:spacing w:before="0" w:after="62" w:line="259" w:lineRule="auto"/>
+        <w:spacing w:before="0" w:after="48" w:line="250" w:lineRule="auto"/>
         <w:keepLines w:val="1"/>
       </w:pPr>
       <w:r>
@@ -317,12 +317,26 @@
           <w:i w:val="0"/>
           <w:sz w:val="22"/>
         </w:rPr>
-        <w:t>Not everything transfers. Different roles, functions and industries can require real relearning. The goal is not to invent a perfect career story. It is to make the continuity you can actually support easier to hear.</w:t>
+        <w:t>Not everything transfers, and a career story does not become coherent by pretending every move was deliberate. Some moves answer a market, or caregiving, or health, or a restructure. If a chapter does not fit a tidy progression, leave it untidy and say what you carried out of it.</w:t>
       </w:r>
     </w:p>
     <w:p>
       <w:pPr>
-        <w:spacing w:before="0" w:after="26" w:line="259" w:lineRule="auto"/>
+        <w:spacing w:before="0" w:after="48" w:line="250" w:lineRule="auto"/>
+        <w:keepLines w:val="1"/>
+      </w:pPr>
+      <w:r>
+        <w:rPr>
+          <w:b w:val="0"/>
+          <w:i w:val="0"/>
+          <w:sz w:val="22"/>
+        </w:rPr>
+        <w:t>This will not make a hiring manager say yes or make a career change easy. What it removes is the part where your own experience works against you in the room.</w:t>
+      </w:r>
+    </w:p>
+    <w:p>
+      <w:pPr>
+        <w:spacing w:before="0" w:after="20" w:line="250" w:lineRule="auto"/>
         <w:keepLines w:val="1"/>
       </w:pPr>
       <w:r>
@@ -336,7 +350,7 @@
     </w:p>
     <w:p>
       <w:pPr>
-        <w:spacing w:before="0" w:after="62" w:line="259" w:lineRule="auto"/>
+        <w:spacing w:before="0" w:after="48" w:line="250" w:lineRule="auto"/>
         <w:keepLines w:val="1"/>
       </w:pPr>
       <w:r>
@@ -350,7 +364,7 @@
     </w:p>
     <w:p>
       <w:pPr>
-        <w:spacing w:before="0" w:after="62" w:line="259" w:lineRule="auto"/>
+        <w:spacing w:before="0" w:after="48" w:line="250" w:lineRule="auto"/>
         <w:keepLines w:val="1"/>
       </w:pPr>
       <w:r>
@@ -359,12 +373,12 @@
           <w:i w:val="0"/>
           <w:sz w:val="22"/>
         </w:rPr>
-        <w:t>Turn one accomplishment into a portable Proof Line you can use in a performance review, interview, internal move or career pivot:</w:t>
+        <w:t>Turn one accomplishment into a portable proof line you can use in a performance review, an interview, an internal move or a career pivot:</w:t>
       </w:r>
     </w:p>
     <w:p>
       <w:pPr>
-        <w:spacing w:before="0" w:after="62" w:line="259" w:lineRule="auto"/>
+        <w:spacing w:before="0" w:after="48" w:line="250" w:lineRule="auto"/>
         <w:keepLines w:val="1"/>
       </w:pPr>
       <w:r>
@@ -378,7 +392,7 @@
     </w:p>
     <w:p>
       <w:pPr>
-        <w:spacing w:before="0" w:after="26" w:line="259" w:lineRule="auto"/>
+        <w:spacing w:before="0" w:after="20" w:line="250" w:lineRule="auto"/>
         <w:keepLines w:val="1"/>
       </w:pPr>
       <w:r>
@@ -392,7 +406,7 @@
     </w:p>
     <w:p>
       <w:pPr>
-        <w:spacing w:before="0" w:after="62" w:line="259" w:lineRule="auto"/>
+        <w:spacing w:before="0" w:after="48" w:line="250" w:lineRule="auto"/>
         <w:keepLines w:val="1"/>
       </w:pPr>
       <w:r>
@@ -406,7 +420,7 @@
     </w:p>
     <w:p>
       <w:pPr>
-        <w:spacing w:before="0" w:after="62" w:line="259" w:lineRule="auto"/>
+        <w:spacing w:before="0" w:after="48" w:line="250" w:lineRule="auto"/>
         <w:keepLines w:val="1"/>
       </w:pPr>
       <w:r>
@@ -415,12 +429,12 @@
           <w:i w:val="0"/>
           <w:sz w:val="22"/>
         </w:rPr>
-        <w:t>00:00 When a Career Looks Disconnected</w:t>
+        <w:t>00:00 When Your Career Does Not Land</w:t>
       </w:r>
     </w:p>
     <w:p>
       <w:pPr>
-        <w:spacing w:before="0" w:after="62" w:line="259" w:lineRule="auto"/>
+        <w:spacing w:before="0" w:after="48" w:line="250" w:lineRule="auto"/>
         <w:keepLines w:val="1"/>
       </w:pPr>
       <w:r>
@@ -429,12 +443,12 @@
           <w:i w:val="0"/>
           <w:sz w:val="22"/>
         </w:rPr>
-        <w:t>01:21 Chronology vs. Portability</w:t>
+        <w:t>00:48 What I Used to Do With My Own Chapters</w:t>
       </w:r>
     </w:p>
     <w:p>
       <w:pPr>
-        <w:spacing w:before="0" w:after="62" w:line="259" w:lineRule="auto"/>
+        <w:spacing w:before="0" w:after="48" w:line="250" w:lineRule="auto"/>
         <w:keepLines w:val="1"/>
       </w:pPr>
       <w:r>
@@ -443,12 +457,12 @@
           <w:i w:val="0"/>
           <w:sz w:val="22"/>
         </w:rPr>
-        <w:t>02:09 Name the Chapters Briefly</w:t>
+        <w:t>01:35 Chronology vs. What Came With You</w:t>
       </w:r>
     </w:p>
     <w:p>
       <w:pPr>
-        <w:spacing w:before="0" w:after="62" w:line="259" w:lineRule="auto"/>
+        <w:spacing w:before="0" w:after="48" w:line="250" w:lineRule="auto"/>
         <w:keepLines w:val="1"/>
       </w:pPr>
       <w:r>
@@ -457,12 +471,12 @@
           <w:i w:val="0"/>
           <w:sz w:val="22"/>
         </w:rPr>
-        <w:t>03:11 Find the Repeated Work</w:t>
+        <w:t>02:28 Sentence 1: Name the Chapters Briefly</w:t>
       </w:r>
     </w:p>
     <w:p>
       <w:pPr>
-        <w:spacing w:before="0" w:after="62" w:line="259" w:lineRule="auto"/>
+        <w:spacing w:before="0" w:after="48" w:line="250" w:lineRule="auto"/>
         <w:keepLines w:val="1"/>
       </w:pPr>
       <w:r>
@@ -471,12 +485,12 @@
           <w:i w:val="0"/>
           <w:sz w:val="22"/>
         </w:rPr>
-        <w:t>03:40 Look Beneath the Job Titles</w:t>
+        <w:t>03:26 Sentence 2: Find the Work That Repeated</w:t>
       </w:r>
     </w:p>
     <w:p>
       <w:pPr>
-        <w:spacing w:before="0" w:after="62" w:line="259" w:lineRule="auto"/>
+        <w:spacing w:before="0" w:after="48" w:line="250" w:lineRule="auto"/>
         <w:keepLines w:val="1"/>
       </w:pPr>
       <w:r>
@@ -485,12 +499,12 @@
           <w:i w:val="0"/>
           <w:sz w:val="22"/>
         </w:rPr>
-        <w:t>04:52 Explain Why the Direction Follows</w:t>
+        <w:t>03:56 Look Underneath the Nouns</w:t>
       </w:r>
     </w:p>
     <w:p>
       <w:pPr>
-        <w:spacing w:before="0" w:after="62" w:line="259" w:lineRule="auto"/>
+        <w:spacing w:before="0" w:after="48" w:line="250" w:lineRule="auto"/>
         <w:keepLines w:val="1"/>
       </w:pPr>
       <w:r>
@@ -499,12 +513,12 @@
           <w:i w:val="0"/>
           <w:sz w:val="22"/>
         </w:rPr>
-        <w:t>05:11 The Three-Sentence Career Explanation</w:t>
+        <w:t>05:28 Sentence 3: Explain the Direction</w:t>
       </w:r>
     </w:p>
     <w:p>
       <w:pPr>
-        <w:spacing w:before="0" w:after="62" w:line="259" w:lineRule="auto"/>
+        <w:spacing w:before="0" w:after="48" w:line="250" w:lineRule="auto"/>
         <w:keepLines w:val="1"/>
       </w:pPr>
       <w:r>
@@ -513,12 +527,12 @@
           <w:i w:val="0"/>
           <w:sz w:val="22"/>
         </w:rPr>
-        <w:t>06:17 Do Not Invent a Perfect Plan</w:t>
+        <w:t>05:49 The Three-Sentence Explanation, With Mine</w:t>
       </w:r>
     </w:p>
     <w:p>
       <w:pPr>
-        <w:spacing w:before="0" w:after="62" w:line="259" w:lineRule="auto"/>
+        <w:spacing w:before="0" w:after="48" w:line="250" w:lineRule="auto"/>
         <w:keepLines w:val="1"/>
       </w:pPr>
       <w:r>
@@ -527,12 +541,12 @@
           <w:i w:val="0"/>
           <w:sz w:val="22"/>
         </w:rPr>
-        <w:t>07:08 Test Your Career Explanation</w:t>
+        <w:t>07:05 Do Not Invent a Perfect Plan</w:t>
       </w:r>
     </w:p>
     <w:p>
       <w:pPr>
-        <w:spacing w:before="0" w:after="62" w:line="259" w:lineRule="auto"/>
+        <w:spacing w:before="0" w:after="48" w:line="250" w:lineRule="auto"/>
         <w:keepLines w:val="1"/>
       </w:pPr>
       <w:r>
@@ -541,12 +555,12 @@
           <w:i w:val="0"/>
           <w:sz w:val="22"/>
         </w:rPr>
-        <w:t>08:31 Free Career Evidence Starter</w:t>
+        <w:t>08:03 Test It With Three Questions</w:t>
       </w:r>
     </w:p>
     <w:p>
       <w:pPr>
-        <w:spacing w:before="0" w:after="62" w:line="259" w:lineRule="auto"/>
+        <w:spacing w:before="0" w:after="48" w:line="250" w:lineRule="auto"/>
         <w:keepLines w:val="1"/>
       </w:pPr>
       <w:r>
@@ -555,12 +569,40 @@
           <w:i w:val="0"/>
           <w:sz w:val="22"/>
         </w:rPr>
-        <w:t>08:48 Should You Make an Internal Move?</w:t>
+        <w:t>09:31 Who You Are Becoming</w:t>
       </w:r>
     </w:p>
     <w:p>
       <w:pPr>
-        <w:spacing w:before="0" w:after="26" w:line="259" w:lineRule="auto"/>
+        <w:spacing w:before="0" w:after="48" w:line="250" w:lineRule="auto"/>
+        <w:keepLines w:val="1"/>
+      </w:pPr>
+      <w:r>
+        <w:rPr>
+          <w:b w:val="0"/>
+          <w:i w:val="0"/>
+          <w:sz w:val="22"/>
+        </w:rPr>
+        <w:t>09:50 Free Career Evidence Starter</w:t>
+      </w:r>
+    </w:p>
+    <w:p>
+      <w:pPr>
+        <w:spacing w:before="0" w:after="48" w:line="250" w:lineRule="auto"/>
+        <w:keepLines w:val="1"/>
+      </w:pPr>
+      <w:r>
+        <w:rPr>
+          <w:b w:val="0"/>
+          <w:i w:val="0"/>
+          <w:sz w:val="22"/>
+        </w:rPr>
+        <w:t>10:11 Should I Make an Internal Move?</w:t>
+      </w:r>
+    </w:p>
+    <w:p>
+      <w:pPr>
+        <w:spacing w:before="0" w:after="20" w:line="250" w:lineRule="auto"/>
         <w:keepLines w:val="1"/>
       </w:pPr>
       <w:r>
@@ -574,7 +616,7 @@
     </w:p>
     <w:p>
       <w:pPr>
-        <w:spacing w:before="0" w:after="62" w:line="259" w:lineRule="auto"/>
+        <w:spacing w:before="0" w:after="48" w:line="250" w:lineRule="auto"/>
         <w:keepLines w:val="1"/>
       </w:pPr>
       <w:r>
@@ -588,7 +630,7 @@
     </w:p>
     <w:p>
       <w:pPr>
-        <w:spacing w:before="0" w:after="62" w:line="259" w:lineRule="auto"/>
+        <w:spacing w:before="0" w:after="48" w:line="250" w:lineRule="auto"/>
         <w:keepLines w:val="1"/>
       </w:pPr>
       <w:r>
@@ -602,7 +644,7 @@
     </w:p>
     <w:p>
       <w:pPr>
-        <w:spacing w:before="0" w:after="62" w:line="259" w:lineRule="auto"/>
+        <w:spacing w:before="0" w:after="48" w:line="250" w:lineRule="auto"/>
         <w:keepLines w:val="1"/>
       </w:pPr>
       <w:r>
@@ -616,7 +658,7 @@
     </w:p>
     <w:p>
       <w:pPr>
-        <w:spacing w:before="0" w:after="26" w:line="259" w:lineRule="auto"/>
+        <w:spacing w:before="0" w:after="20" w:line="250" w:lineRule="auto"/>
         <w:keepLines w:val="1"/>
       </w:pPr>
       <w:r>
@@ -630,7 +672,7 @@
     </w:p>
     <w:p>
       <w:pPr>
-        <w:spacing w:before="0" w:after="62" w:line="259" w:lineRule="auto"/>
+        <w:spacing w:before="0" w:after="48" w:line="250" w:lineRule="auto"/>
         <w:keepLines w:val="1"/>
       </w:pPr>
       <w:r>
@@ -644,7 +686,7 @@
     </w:p>
     <w:p>
       <w:pPr>
-        <w:spacing w:before="0" w:after="62" w:line="259" w:lineRule="auto"/>
+        <w:spacing w:before="0" w:after="48" w:line="250" w:lineRule="auto"/>
         <w:keepLines w:val="1"/>
       </w:pPr>
       <w:r>
@@ -658,7 +700,7 @@
     </w:p>
     <w:p>
       <w:pPr>
-        <w:spacing w:before="0" w:after="62" w:line="259" w:lineRule="auto"/>
+        <w:spacing w:before="0" w:after="48" w:line="250" w:lineRule="auto"/>
         <w:keepLines w:val="1"/>
       </w:pPr>
       <w:r>
@@ -672,7 +714,7 @@
     </w:p>
     <w:p>
       <w:pPr>
-        <w:spacing w:before="0" w:after="26" w:line="259" w:lineRule="auto"/>
+        <w:spacing w:before="0" w:after="20" w:line="250" w:lineRule="auto"/>
         <w:keepLines w:val="1"/>
       </w:pPr>
       <w:r>
@@ -686,7 +728,7 @@
     </w:p>
     <w:p>
       <w:pPr>
-        <w:spacing w:before="0" w:after="62" w:line="259" w:lineRule="auto"/>
+        <w:spacing w:before="0" w:after="48" w:line="250" w:lineRule="auto"/>
         <w:keepLines w:val="1"/>
       </w:pPr>
       <w:r>
@@ -700,7 +742,7 @@
     </w:p>
     <w:p>
       <w:pPr>
-        <w:spacing w:before="0" w:after="62" w:line="259" w:lineRule="auto"/>
+        <w:spacing w:before="0" w:after="48" w:line="250" w:lineRule="auto"/>
         <w:keepLines w:val="1"/>
       </w:pPr>
       <w:r>
@@ -714,7 +756,7 @@
     </w:p>
     <w:p>
       <w:pPr>
-        <w:spacing w:before="0" w:after="62" w:line="259" w:lineRule="auto"/>
+        <w:spacing w:before="0" w:after="48" w:line="250" w:lineRule="auto"/>
         <w:keepLines w:val="1"/>
       </w:pPr>
       <w:r>
@@ -728,7 +770,7 @@
     </w:p>
     <w:p>
       <w:pPr>
-        <w:spacing w:before="0" w:after="62" w:line="259" w:lineRule="auto"/>
+        <w:spacing w:before="0" w:after="48" w:line="250" w:lineRule="auto"/>
         <w:keepLines w:val="1"/>
       </w:pPr>
       <w:r>
@@ -742,7 +784,7 @@
     </w:p>
     <w:p>
       <w:pPr>
-        <w:spacing w:before="0" w:after="62" w:line="259" w:lineRule="auto"/>
+        <w:spacing w:before="0" w:after="48" w:line="250" w:lineRule="auto"/>
         <w:keepLines w:val="1"/>
       </w:pPr>
       <w:r>
@@ -756,7 +798,7 @@
     </w:p>
     <w:p>
       <w:pPr>
-        <w:spacing w:before="0" w:after="62" w:line="259" w:lineRule="auto"/>
+        <w:spacing w:before="0" w:after="48" w:line="250" w:lineRule="auto"/>
         <w:keepLines w:val="1"/>
       </w:pPr>
       <w:r>
@@ -770,7 +812,7 @@
     </w:p>
     <w:p>
       <w:pPr>
-        <w:spacing w:before="0" w:after="62" w:line="259" w:lineRule="auto"/>
+        <w:spacing w:before="0" w:after="48" w:line="250" w:lineRule="auto"/>
         <w:keepLines w:val="1"/>
       </w:pPr>
       <w:r>
@@ -784,7 +826,7 @@
     </w:p>
     <w:p>
       <w:pPr>
-        <w:spacing w:before="0" w:after="26" w:line="259" w:lineRule="auto"/>
+        <w:spacing w:before="0" w:after="20" w:line="250" w:lineRule="auto"/>
         <w:keepLines w:val="1"/>
       </w:pPr>
       <w:r>
@@ -798,7 +840,7 @@
     </w:p>
     <w:p>
       <w:pPr>
-        <w:spacing w:before="0" w:after="62" w:line="259" w:lineRule="auto"/>
+        <w:spacing w:before="0" w:after="48" w:line="250" w:lineRule="auto"/>
         <w:keepLines w:val="1"/>
       </w:pPr>
       <w:r>
@@ -807,12 +849,12 @@
           <w:i w:val="0"/>
           <w:sz w:val="22"/>
         </w:rPr>
-        <w:t>Temidayo Afonja helps experienced professionals understand what they can carry across roles, functions, employers and industries so they can make career pivots and internal moves without starting from zero.</w:t>
+        <w:t>#CareerChange #NonlinearCareer #CareerPivot</w:t>
       </w:r>
     </w:p>
     <w:p>
       <w:pPr>
-        <w:spacing w:before="124" w:after="106" w:line="259" w:lineRule="auto"/>
+        <w:spacing w:before="96" w:after="82" w:line="250" w:lineRule="auto"/>
         <w:keepLines w:val="1"/>
       </w:pPr>
       <w:r>
@@ -822,12 +864,12 @@
           <w:color w:val="5A6B82"/>
           <w:sz w:val="20"/>
         </w:rPr>
-        <w:t>— END OF COPY-READY DESCRIPTION —</w:t>
+        <w:t>— END OF THE COPY-READY DESCRIPTION —</w:t>
       </w:r>
     </w:p>
     <w:p>
       <w:pPr>
-        <w:spacing w:before="124" w:after="70" w:line="259" w:lineRule="auto"/>
+        <w:spacing w:before="96" w:after="54" w:line="250" w:lineRule="auto"/>
         <w:keepLines w:val="1"/>
         <w:keepNext w:val="1"/>
       </w:pPr>
@@ -843,7 +885,7 @@
     </w:p>
     <w:p>
       <w:pPr>
-        <w:spacing w:before="0" w:after="52" w:line="259" w:lineRule="auto"/>
+        <w:spacing w:before="0" w:after="40" w:line="250" w:lineRule="auto"/>
         <w:shd w:val="clear" w:fill="F3F0E8"/>
         <w:keepLines w:val="1"/>
       </w:pPr>
@@ -859,7 +901,7 @@
     </w:p>
     <w:p>
       <w:pPr>
-        <w:spacing w:before="0" w:after="88" w:line="259" w:lineRule="auto"/>
+        <w:spacing w:before="0" w:after="68" w:line="250" w:lineRule="auto"/>
         <w:shd w:val="clear" w:fill="F3F0E8"/>
         <w:keepLines w:val="1"/>
       </w:pPr>
@@ -870,12 +912,12 @@
           <w:color w:val="9B2C10"/>
           <w:sz w:val="21"/>
         </w:rPr>
-        <w:t>These timestamps are script-derived, not measured from the finished edit. Replace every one of them before publication. Do not force the edit to match them.</w:t>
+        <w:t>These timestamps are script-derived, not measured from the finished edit. Replace every one before publication.</w:t>
       </w:r>
     </w:p>
     <w:p>
       <w:pPr>
-        <w:spacing w:before="124" w:after="70" w:line="259" w:lineRule="auto"/>
+        <w:spacing w:before="96" w:after="54" w:line="250" w:lineRule="auto"/>
         <w:keepLines w:val="1"/>
         <w:keepNext w:val="1"/>
       </w:pPr>
@@ -891,7 +933,7 @@
     </w:p>
     <w:p>
       <w:pPr>
-        <w:spacing w:before="0" w:after="70" w:line="259" w:lineRule="auto"/>
+        <w:spacing w:before="0" w:after="54" w:line="250" w:lineRule="auto"/>
         <w:keepLines w:val="1"/>
       </w:pPr>
       <w:r>
@@ -901,12 +943,12 @@
           <w:color w:val="5A6B82"/>
           <w:sz w:val="21"/>
         </w:rPr>
-        <w:t>Identical to the eleven chapter lines inside the description above.</w:t>
+        <w:t>Identical to the 13 chapter lines inside the description above.</w:t>
       </w:r>
     </w:p>
     <w:p>
       <w:pPr>
-        <w:spacing w:before="0" w:after="36" w:line="259" w:lineRule="auto"/>
+        <w:spacing w:before="0" w:after="28" w:line="250" w:lineRule="auto"/>
         <w:keepLines w:val="1"/>
       </w:pPr>
       <w:r>
@@ -915,12 +957,12 @@
           <w:i w:val="0"/>
           <w:sz w:val="22"/>
         </w:rPr>
-        <w:t>00:00 When a Career Looks Disconnected</w:t>
+        <w:t>00:00 When Your Career Does Not Land</w:t>
       </w:r>
     </w:p>
     <w:p>
       <w:pPr>
-        <w:spacing w:before="0" w:after="36" w:line="259" w:lineRule="auto"/>
+        <w:spacing w:before="0" w:after="28" w:line="250" w:lineRule="auto"/>
         <w:keepLines w:val="1"/>
       </w:pPr>
       <w:r>
@@ -929,12 +971,12 @@
           <w:i w:val="0"/>
           <w:sz w:val="22"/>
         </w:rPr>
-        <w:t>01:21 Chronology vs. Portability</w:t>
+        <w:t>00:48 What I Used to Do With My Own Chapters</w:t>
       </w:r>
     </w:p>
     <w:p>
       <w:pPr>
-        <w:spacing w:before="0" w:after="36" w:line="259" w:lineRule="auto"/>
+        <w:spacing w:before="0" w:after="28" w:line="250" w:lineRule="auto"/>
         <w:keepLines w:val="1"/>
       </w:pPr>
       <w:r>
@@ -943,12 +985,12 @@
           <w:i w:val="0"/>
           <w:sz w:val="22"/>
         </w:rPr>
-        <w:t>02:09 Name the Chapters Briefly</w:t>
+        <w:t>01:35 Chronology vs. What Came With You</w:t>
       </w:r>
     </w:p>
     <w:p>
       <w:pPr>
-        <w:spacing w:before="0" w:after="36" w:line="259" w:lineRule="auto"/>
+        <w:spacing w:before="0" w:after="28" w:line="250" w:lineRule="auto"/>
         <w:keepLines w:val="1"/>
       </w:pPr>
       <w:r>
@@ -957,12 +999,12 @@
           <w:i w:val="0"/>
           <w:sz w:val="22"/>
         </w:rPr>
-        <w:t>03:11 Find the Repeated Work</w:t>
+        <w:t>02:28 Sentence 1: Name the Chapters Briefly</w:t>
       </w:r>
     </w:p>
     <w:p>
       <w:pPr>
-        <w:spacing w:before="0" w:after="36" w:line="259" w:lineRule="auto"/>
+        <w:spacing w:before="0" w:after="28" w:line="250" w:lineRule="auto"/>
         <w:keepLines w:val="1"/>
       </w:pPr>
       <w:r>
@@ -971,12 +1013,12 @@
           <w:i w:val="0"/>
           <w:sz w:val="22"/>
         </w:rPr>
-        <w:t>03:40 Look Beneath the Job Titles</w:t>
+        <w:t>03:26 Sentence 2: Find the Work That Repeated</w:t>
       </w:r>
     </w:p>
     <w:p>
       <w:pPr>
-        <w:spacing w:before="0" w:after="36" w:line="259" w:lineRule="auto"/>
+        <w:spacing w:before="0" w:after="28" w:line="250" w:lineRule="auto"/>
         <w:keepLines w:val="1"/>
       </w:pPr>
       <w:r>
@@ -985,12 +1027,12 @@
           <w:i w:val="0"/>
           <w:sz w:val="22"/>
         </w:rPr>
-        <w:t>04:52 Explain Why the Direction Follows</w:t>
+        <w:t>03:56 Look Underneath the Nouns</w:t>
       </w:r>
     </w:p>
     <w:p>
       <w:pPr>
-        <w:spacing w:before="0" w:after="36" w:line="259" w:lineRule="auto"/>
+        <w:spacing w:before="0" w:after="28" w:line="250" w:lineRule="auto"/>
         <w:keepLines w:val="1"/>
       </w:pPr>
       <w:r>
@@ -999,12 +1041,12 @@
           <w:i w:val="0"/>
           <w:sz w:val="22"/>
         </w:rPr>
-        <w:t>05:11 The Three-Sentence Career Explanation</w:t>
+        <w:t>05:28 Sentence 3: Explain the Direction</w:t>
       </w:r>
     </w:p>
     <w:p>
       <w:pPr>
-        <w:spacing w:before="0" w:after="36" w:line="259" w:lineRule="auto"/>
+        <w:spacing w:before="0" w:after="28" w:line="250" w:lineRule="auto"/>
         <w:keepLines w:val="1"/>
       </w:pPr>
       <w:r>
@@ -1013,12 +1055,12 @@
           <w:i w:val="0"/>
           <w:sz w:val="22"/>
         </w:rPr>
-        <w:t>06:17 Do Not Invent a Perfect Plan</w:t>
+        <w:t>05:49 The Three-Sentence Explanation, With Mine</w:t>
       </w:r>
     </w:p>
     <w:p>
       <w:pPr>
-        <w:spacing w:before="0" w:after="36" w:line="259" w:lineRule="auto"/>
+        <w:spacing w:before="0" w:after="28" w:line="250" w:lineRule="auto"/>
         <w:keepLines w:val="1"/>
       </w:pPr>
       <w:r>
@@ -1027,12 +1069,12 @@
           <w:i w:val="0"/>
           <w:sz w:val="22"/>
         </w:rPr>
-        <w:t>07:08 Test Your Career Explanation</w:t>
+        <w:t>07:05 Do Not Invent a Perfect Plan</w:t>
       </w:r>
     </w:p>
     <w:p>
       <w:pPr>
-        <w:spacing w:before="0" w:after="36" w:line="259" w:lineRule="auto"/>
+        <w:spacing w:before="0" w:after="28" w:line="250" w:lineRule="auto"/>
         <w:keepLines w:val="1"/>
       </w:pPr>
       <w:r>
@@ -1041,12 +1083,12 @@
           <w:i w:val="0"/>
           <w:sz w:val="22"/>
         </w:rPr>
-        <w:t>08:31 Free Career Evidence Starter</w:t>
+        <w:t>08:03 Test It With Three Questions</w:t>
       </w:r>
     </w:p>
     <w:p>
       <w:pPr>
-        <w:spacing w:before="0" w:after="36" w:line="259" w:lineRule="auto"/>
+        <w:spacing w:before="0" w:after="28" w:line="250" w:lineRule="auto"/>
         <w:keepLines w:val="1"/>
       </w:pPr>
       <w:r>
@@ -1055,12 +1097,40 @@
           <w:i w:val="0"/>
           <w:sz w:val="22"/>
         </w:rPr>
-        <w:t>08:48 Should You Make an Internal Move?</w:t>
+        <w:t>09:31 Who You Are Becoming</w:t>
       </w:r>
     </w:p>
     <w:p>
       <w:pPr>
-        <w:spacing w:before="124" w:after="70" w:line="259" w:lineRule="auto"/>
+        <w:spacing w:before="0" w:after="28" w:line="250" w:lineRule="auto"/>
+        <w:keepLines w:val="1"/>
+      </w:pPr>
+      <w:r>
+        <w:rPr>
+          <w:b w:val="0"/>
+          <w:i w:val="0"/>
+          <w:sz w:val="22"/>
+        </w:rPr>
+        <w:t>09:50 Free Career Evidence Starter</w:t>
+      </w:r>
+    </w:p>
+    <w:p>
+      <w:pPr>
+        <w:spacing w:before="0" w:after="28" w:line="250" w:lineRule="auto"/>
+        <w:keepLines w:val="1"/>
+      </w:pPr>
+      <w:r>
+        <w:rPr>
+          <w:b w:val="0"/>
+          <w:i w:val="0"/>
+          <w:sz w:val="22"/>
+        </w:rPr>
+        <w:t>10:11 Should I Make an Internal Move?</w:t>
+      </w:r>
+    </w:p>
+    <w:p>
+      <w:pPr>
+        <w:spacing w:before="96" w:after="54" w:line="250" w:lineRule="auto"/>
         <w:keepLines w:val="1"/>
         <w:keepNext w:val="1"/>
       </w:pPr>
@@ -1076,7 +1146,7 @@
     </w:p>
     <w:p>
       <w:pPr>
-        <w:spacing w:before="0" w:after="52" w:line="259" w:lineRule="auto"/>
+        <w:spacing w:before="0" w:after="40" w:line="250" w:lineRule="auto"/>
         <w:keepLines w:val="1"/>
       </w:pPr>
       <w:r>
@@ -1085,12 +1155,12 @@
           <w:i w:val="0"/>
           <w:sz w:val="22"/>
         </w:rPr>
-        <w:t>Which part of your career is hardest for you to explain?</w:t>
+        <w:t>Which part of this is happening in your situation right now?</w:t>
       </w:r>
     </w:p>
     <w:p>
       <w:pPr>
-        <w:spacing w:before="0" w:after="52" w:line="259" w:lineRule="auto"/>
+        <w:spacing w:before="0" w:after="40" w:line="250" w:lineRule="auto"/>
         <w:keepLines w:val="1"/>
       </w:pPr>
       <w:r>
@@ -1099,12 +1169,12 @@
           <w:i w:val="0"/>
           <w:sz w:val="22"/>
         </w:rPr>
-        <w:t>1. Naming the chapters without sounding defensive</w:t>
+        <w:t>1. Your chapters look unrelated on paper</w:t>
       </w:r>
     </w:p>
     <w:p>
       <w:pPr>
-        <w:spacing w:before="0" w:after="52" w:line="259" w:lineRule="auto"/>
+        <w:spacing w:before="0" w:after="40" w:line="250" w:lineRule="auto"/>
         <w:keepLines w:val="1"/>
       </w:pPr>
       <w:r>
@@ -1113,12 +1183,12 @@
           <w:i w:val="0"/>
           <w:sz w:val="22"/>
         </w:rPr>
-        <w:t>2. Finding the work that repeated beneath the titles</w:t>
+        <w:t>2. You can name what you did but not what it built</w:t>
       </w:r>
     </w:p>
     <w:p>
       <w:pPr>
-        <w:spacing w:before="0" w:after="52" w:line="259" w:lineRule="auto"/>
+        <w:spacing w:before="0" w:after="40" w:line="250" w:lineRule="auto"/>
         <w:keepLines w:val="1"/>
       </w:pPr>
       <w:r>
@@ -1127,12 +1197,12 @@
           <w:i w:val="0"/>
           <w:sz w:val="22"/>
         </w:rPr>
-        <w:t>3. Explaining why your next direction follows</w:t>
+        <w:t>3. You have a direction in mind and cannot explain why it follows</w:t>
       </w:r>
     </w:p>
     <w:p>
       <w:pPr>
-        <w:spacing w:before="0" w:after="52" w:line="259" w:lineRule="auto"/>
+        <w:spacing w:before="0" w:after="40" w:line="250" w:lineRule="auto"/>
         <w:keepLines w:val="1"/>
       </w:pPr>
       <w:r>
@@ -1141,12 +1211,12 @@
           <w:i w:val="0"/>
           <w:sz w:val="22"/>
         </w:rPr>
-        <w:t>Try the three sentences on your own career and see which one you cannot finish yet:</w:t>
+        <w:t>Try the three sentences out loud on your own career and tell me which one you cannot finish yet:</w:t>
       </w:r>
     </w:p>
     <w:p>
       <w:pPr>
-        <w:spacing w:before="0" w:after="52" w:line="259" w:lineRule="auto"/>
+        <w:spacing w:before="0" w:after="40" w:line="250" w:lineRule="auto"/>
         <w:keepLines w:val="1"/>
       </w:pPr>
       <w:r>
@@ -1160,7 +1230,7 @@
     </w:p>
     <w:p>
       <w:pPr>
-        <w:spacing w:before="0" w:after="52" w:line="259" w:lineRule="auto"/>
+        <w:spacing w:before="0" w:after="40" w:line="250" w:lineRule="auto"/>
         <w:keepLines w:val="1"/>
       </w:pPr>
       <w:r>
@@ -1174,7 +1244,7 @@
     </w:p>
     <w:p>
       <w:pPr>
-        <w:spacing w:before="0" w:after="52" w:line="259" w:lineRule="auto"/>
+        <w:spacing w:before="0" w:after="40" w:line="250" w:lineRule="auto"/>
         <w:keepLines w:val="1"/>
       </w:pPr>
       <w:r>
@@ -1188,7 +1258,7 @@
     </w:p>
     <w:p>
       <w:pPr>
-        <w:spacing w:before="0" w:after="52" w:line="259" w:lineRule="auto"/>
+        <w:spacing w:before="0" w:after="40" w:line="250" w:lineRule="auto"/>
         <w:keepLines w:val="1"/>
       </w:pPr>
       <w:r>
@@ -1197,12 +1267,12 @@
           <w:i w:val="0"/>
           <w:sz w:val="22"/>
         </w:rPr>
-        <w:t>And if you want to try it on one real accomplishment, the free Career Evidence Starter is here:</w:t>
+        <w:t>If you want to try it on one real accomplishment, the free Career Evidence Starter is here:</w:t>
       </w:r>
     </w:p>
     <w:p>
       <w:pPr>
-        <w:spacing w:before="0" w:after="52" w:line="259" w:lineRule="auto"/>
+        <w:spacing w:before="0" w:after="40" w:line="250" w:lineRule="auto"/>
         <w:keepLines w:val="1"/>
       </w:pPr>
       <w:r>
@@ -1216,7 +1286,7 @@
     </w:p>
     <w:p>
       <w:pPr>
-        <w:spacing w:before="124" w:after="70" w:line="259" w:lineRule="auto"/>
+        <w:spacing w:before="96" w:after="54" w:line="250" w:lineRule="auto"/>
         <w:keepLines w:val="1"/>
         <w:keepNext w:val="1"/>
       </w:pPr>
@@ -1232,7 +1302,7 @@
     </w:p>
     <w:p>
       <w:pPr>
-        <w:spacing w:before="0" w:after="70" w:line="259" w:lineRule="auto"/>
+        <w:spacing w:before="0" w:after="54" w:line="250" w:lineRule="auto"/>
         <w:keepLines w:val="1"/>
       </w:pPr>
       <w:r>
@@ -1241,12 +1311,12 @@
           <w:i w:val="0"/>
           <w:sz w:val="22"/>
         </w:rPr>
-        <w:t>Should I Make an Internal Move? 3 Questions to Decide  (Video 5)</w:t>
+        <w:t>Video 5 — Should I Make an Internal Move? 3 Questions to Decide</w:t>
       </w:r>
     </w:p>
     <w:p>
       <w:pPr>
-        <w:spacing w:before="124" w:after="70" w:line="259" w:lineRule="auto"/>
+        <w:spacing w:before="96" w:after="54" w:line="250" w:lineRule="auto"/>
         <w:keepLines w:val="1"/>
         <w:keepNext w:val="1"/>
       </w:pPr>
@@ -1262,7 +1332,7 @@
     </w:p>
     <w:p>
       <w:pPr>
-        <w:spacing w:before="0" w:after="52" w:line="259" w:lineRule="auto"/>
+        <w:spacing w:before="0" w:after="40" w:line="250" w:lineRule="auto"/>
         <w:keepLines w:val="1"/>
       </w:pPr>
       <w:r>
@@ -1277,7 +1347,7 @@
     </w:p>
     <w:p>
       <w:pPr>
-        <w:spacing w:before="0" w:after="88" w:line="259" w:lineRule="auto"/>
+        <w:spacing w:before="0" w:after="68" w:line="250" w:lineRule="auto"/>
         <w:keepLines w:val="1"/>
       </w:pPr>
       <w:r>

--- a/deliverables/video-4-slides/hit-final/Video_4_YouTube_Description_HIT.docx
+++ b/deliverables/video-4-slides/hit-final/Video_4_YouTube_Description_HIT.docx
@@ -42,7 +42,7 @@
           <w:color w:val="5A6B82"/>
           <w:sz w:val="22"/>
         </w:rPr>
-        <w:t>Video 4  ·  YouTube description  ·  v5.0</w:t>
+        <w:t>Video 4  ·  YouTube description  ·  v5.1</w:t>
       </w:r>
     </w:p>
     <w:p>
@@ -205,7 +205,7 @@
           <w:i w:val="0"/>
           <w:sz w:val="22"/>
         </w:rPr>
-        <w:t>Your CV makes sense to you, because you lived it. Then someone asks you to walk them through it, and halfway into the second job you can hear it — it is not landing.</w:t>
+        <w:t>You look at your own career and it makes sense to you, because you lived it. You are less sure it makes sense to anybody else.</w:t>
       </w:r>
     </w:p>
     <w:p>
@@ -219,7 +219,7 @@
           <w:i w:val="0"/>
           <w:sz w:val="22"/>
         </w:rPr>
-        <w:t>A senior-manager friend at EY used to joke that I was a cat with nine lives, because my career kept turning up somewhere that looked unrelated to the last place. For a long time, the way I explained it made it sound even more scattered than it was.</w:t>
+        <w:t>A friend of mine, a senior manager at EY, used to joke that I was a cat with nine lives. They meant my career had a lot of chapters, and they were not wrong: accounting and audit, then cybersecurity and privacy, then people and employee experience, then enterprise transformation.</w:t>
       </w:r>
     </w:p>
     <w:p>
@@ -233,7 +233,7 @@
           <w:i w:val="0"/>
           <w:sz w:val="22"/>
         </w:rPr>
-        <w:t>The career was not the problem. The explanation was.</w:t>
+        <w:t>Written down like that, it looks like somebody who could not settle. And for years I made it worse by answering the question with a chronology: first I did this, then I moved here, then I did that.</w:t>
       </w:r>
     </w:p>
     <w:p>
@@ -247,7 +247,7 @@
           <w:i w:val="0"/>
           <w:sz w:val="22"/>
         </w:rPr>
-        <w:t>A three-part method, taught the way I would coach one person:</w:t>
+        <w:t>Your career does not become coherent because you pretend every move was planned. It becomes coherent when you can name what was underneath the moves. Three sentences do that:</w:t>
       </w:r>
     </w:p>
     <w:p>
@@ -303,7 +303,7 @@
           <w:i w:val="0"/>
           <w:sz w:val="22"/>
         </w:rPr>
-        <w:t>A chronology tells people where you have been. An explanation tells them what came with you.</w:t>
+        <w:t>Chronology is where you have been. Portability is what travelled with you. They are not the same thing, and only one of them answers the question you were actually asked.</w:t>
       </w:r>
     </w:p>
     <w:p>
@@ -317,7 +317,7 @@
           <w:i w:val="0"/>
           <w:sz w:val="22"/>
         </w:rPr>
-        <w:t>Not everything transfers, and a career story does not become coherent by pretending every move was deliberate. Some moves answer a market, or caregiving, or health, or a restructure. If a chapter does not fit a tidy progression, leave it untidy and say what you carried out of it.</w:t>
+        <w:t>And I am honest about the limits. Not everything transfers. Some moves answer a market, or caregiving, or health, or a restructure, and mine did too — I finished an accounting degree in December 2008, in the middle of the financial crisis, and took the door that was open. Saying so is not a weakness in the story. It is what makes the rest of it credible.</w:t>
       </w:r>
     </w:p>
     <w:p>
@@ -429,7 +429,7 @@
           <w:i w:val="0"/>
           <w:sz w:val="22"/>
         </w:rPr>
-        <w:t>00:00 When Your Career Does Not Land</w:t>
+        <w:t>00:00 A Career That Needs Explaining</w:t>
       </w:r>
     </w:p>
     <w:p>
@@ -443,7 +443,7 @@
           <w:i w:val="0"/>
           <w:sz w:val="22"/>
         </w:rPr>
-        <w:t>00:48 What I Used to Do With My Own Chapters</w:t>
+        <w:t>00:30 Eighteen Years, Four Chapters, Eight Industries</w:t>
       </w:r>
     </w:p>
     <w:p>
@@ -457,7 +457,7 @@
           <w:i w:val="0"/>
           <w:sz w:val="22"/>
         </w:rPr>
-        <w:t>01:35 Chronology vs. What Came With You</w:t>
+        <w:t>01:30 Chronology vs. What Travelled With You</w:t>
       </w:r>
     </w:p>
     <w:p>
@@ -471,7 +471,7 @@
           <w:i w:val="0"/>
           <w:sz w:val="22"/>
         </w:rPr>
-        <w:t>02:28 Sentence 1: Name the Chapters Briefly</w:t>
+        <w:t>02:46 Sentence 1: Name the Chapters Briefly</w:t>
       </w:r>
     </w:p>
     <w:p>
@@ -485,7 +485,7 @@
           <w:i w:val="0"/>
           <w:sz w:val="22"/>
         </w:rPr>
-        <w:t>03:26 Sentence 2: Find the Work That Repeated</w:t>
+        <w:t>03:23 Sentence 2: Find the Work That Repeated</w:t>
       </w:r>
     </w:p>
     <w:p>
@@ -499,7 +499,7 @@
           <w:i w:val="0"/>
           <w:sz w:val="22"/>
         </w:rPr>
-        <w:t>03:56 Look Underneath the Nouns</w:t>
+        <w:t>05:09 Sentence 3: Explain the Direction</w:t>
       </w:r>
     </w:p>
     <w:p>
@@ -513,7 +513,7 @@
           <w:i w:val="0"/>
           <w:sz w:val="22"/>
         </w:rPr>
-        <w:t>05:28 Sentence 3: Explain the Direction</w:t>
+        <w:t>05:57 Do Not Invent a Perfect Plan</w:t>
       </w:r>
     </w:p>
     <w:p>
@@ -527,7 +527,7 @@
           <w:i w:val="0"/>
           <w:sz w:val="22"/>
         </w:rPr>
-        <w:t>05:49 The Three-Sentence Explanation, With Mine</w:t>
+        <w:t>07:00 Test It Before You Need It</w:t>
       </w:r>
     </w:p>
     <w:p>
@@ -541,7 +541,7 @@
           <w:i w:val="0"/>
           <w:sz w:val="22"/>
         </w:rPr>
-        <w:t>07:05 Do Not Invent a Perfect Plan</w:t>
+        <w:t>08:17 Free Career Evidence Starter</w:t>
       </w:r>
     </w:p>
     <w:p>
@@ -555,49 +555,7 @@
           <w:i w:val="0"/>
           <w:sz w:val="22"/>
         </w:rPr>
-        <w:t>08:03 Test It With Three Questions</w:t>
-      </w:r>
-    </w:p>
-    <w:p>
-      <w:pPr>
-        <w:spacing w:before="0" w:after="48" w:line="250" w:lineRule="auto"/>
-        <w:keepLines w:val="1"/>
-      </w:pPr>
-      <w:r>
-        <w:rPr>
-          <w:b w:val="0"/>
-          <w:i w:val="0"/>
-          <w:sz w:val="22"/>
-        </w:rPr>
-        <w:t>09:31 Who You Are Becoming</w:t>
-      </w:r>
-    </w:p>
-    <w:p>
-      <w:pPr>
-        <w:spacing w:before="0" w:after="48" w:line="250" w:lineRule="auto"/>
-        <w:keepLines w:val="1"/>
-      </w:pPr>
-      <w:r>
-        <w:rPr>
-          <w:b w:val="0"/>
-          <w:i w:val="0"/>
-          <w:sz w:val="22"/>
-        </w:rPr>
-        <w:t>09:50 Free Career Evidence Starter</w:t>
-      </w:r>
-    </w:p>
-    <w:p>
-      <w:pPr>
-        <w:spacing w:before="0" w:after="48" w:line="250" w:lineRule="auto"/>
-        <w:keepLines w:val="1"/>
-      </w:pPr>
-      <w:r>
-        <w:rPr>
-          <w:b w:val="0"/>
-          <w:i w:val="0"/>
-          <w:sz w:val="22"/>
-        </w:rPr>
-        <w:t>10:11 Should I Make an Internal Move?</w:t>
+        <w:t>08:45 Should I Make an Internal Move?</w:t>
       </w:r>
     </w:p>
     <w:p>
@@ -943,7 +901,7 @@
           <w:color w:val="5A6B82"/>
           <w:sz w:val="21"/>
         </w:rPr>
-        <w:t>Identical to the 13 chapter lines inside the description above.</w:t>
+        <w:t>Identical to the 10 chapter lines inside the description above.</w:t>
       </w:r>
     </w:p>
     <w:p>
@@ -957,7 +915,7 @@
           <w:i w:val="0"/>
           <w:sz w:val="22"/>
         </w:rPr>
-        <w:t>00:00 When Your Career Does Not Land</w:t>
+        <w:t>00:00 A Career That Needs Explaining</w:t>
       </w:r>
     </w:p>
     <w:p>
@@ -971,7 +929,7 @@
           <w:i w:val="0"/>
           <w:sz w:val="22"/>
         </w:rPr>
-        <w:t>00:48 What I Used to Do With My Own Chapters</w:t>
+        <w:t>00:30 Eighteen Years, Four Chapters, Eight Industries</w:t>
       </w:r>
     </w:p>
     <w:p>
@@ -985,7 +943,7 @@
           <w:i w:val="0"/>
           <w:sz w:val="22"/>
         </w:rPr>
-        <w:t>01:35 Chronology vs. What Came With You</w:t>
+        <w:t>01:30 Chronology vs. What Travelled With You</w:t>
       </w:r>
     </w:p>
     <w:p>
@@ -999,7 +957,7 @@
           <w:i w:val="0"/>
           <w:sz w:val="22"/>
         </w:rPr>
-        <w:t>02:28 Sentence 1: Name the Chapters Briefly</w:t>
+        <w:t>02:46 Sentence 1: Name the Chapters Briefly</w:t>
       </w:r>
     </w:p>
     <w:p>
@@ -1013,7 +971,7 @@
           <w:i w:val="0"/>
           <w:sz w:val="22"/>
         </w:rPr>
-        <w:t>03:26 Sentence 2: Find the Work That Repeated</w:t>
+        <w:t>03:23 Sentence 2: Find the Work That Repeated</w:t>
       </w:r>
     </w:p>
     <w:p>
@@ -1027,7 +985,7 @@
           <w:i w:val="0"/>
           <w:sz w:val="22"/>
         </w:rPr>
-        <w:t>03:56 Look Underneath the Nouns</w:t>
+        <w:t>05:09 Sentence 3: Explain the Direction</w:t>
       </w:r>
     </w:p>
     <w:p>
@@ -1041,7 +999,7 @@
           <w:i w:val="0"/>
           <w:sz w:val="22"/>
         </w:rPr>
-        <w:t>05:28 Sentence 3: Explain the Direction</w:t>
+        <w:t>05:57 Do Not Invent a Perfect Plan</w:t>
       </w:r>
     </w:p>
     <w:p>
@@ -1055,7 +1013,7 @@
           <w:i w:val="0"/>
           <w:sz w:val="22"/>
         </w:rPr>
-        <w:t>05:49 The Three-Sentence Explanation, With Mine</w:t>
+        <w:t>07:00 Test It Before You Need It</w:t>
       </w:r>
     </w:p>
     <w:p>
@@ -1069,7 +1027,7 @@
           <w:i w:val="0"/>
           <w:sz w:val="22"/>
         </w:rPr>
-        <w:t>07:05 Do Not Invent a Perfect Plan</w:t>
+        <w:t>08:17 Free Career Evidence Starter</w:t>
       </w:r>
     </w:p>
     <w:p>
@@ -1083,49 +1041,7 @@
           <w:i w:val="0"/>
           <w:sz w:val="22"/>
         </w:rPr>
-        <w:t>08:03 Test It With Three Questions</w:t>
-      </w:r>
-    </w:p>
-    <w:p>
-      <w:pPr>
-        <w:spacing w:before="0" w:after="28" w:line="250" w:lineRule="auto"/>
-        <w:keepLines w:val="1"/>
-      </w:pPr>
-      <w:r>
-        <w:rPr>
-          <w:b w:val="0"/>
-          <w:i w:val="0"/>
-          <w:sz w:val="22"/>
-        </w:rPr>
-        <w:t>09:31 Who You Are Becoming</w:t>
-      </w:r>
-    </w:p>
-    <w:p>
-      <w:pPr>
-        <w:spacing w:before="0" w:after="28" w:line="250" w:lineRule="auto"/>
-        <w:keepLines w:val="1"/>
-      </w:pPr>
-      <w:r>
-        <w:rPr>
-          <w:b w:val="0"/>
-          <w:i w:val="0"/>
-          <w:sz w:val="22"/>
-        </w:rPr>
-        <w:t>09:50 Free Career Evidence Starter</w:t>
-      </w:r>
-    </w:p>
-    <w:p>
-      <w:pPr>
-        <w:spacing w:before="0" w:after="28" w:line="250" w:lineRule="auto"/>
-        <w:keepLines w:val="1"/>
-      </w:pPr>
-      <w:r>
-        <w:rPr>
-          <w:b w:val="0"/>
-          <w:i w:val="0"/>
-          <w:sz w:val="22"/>
-        </w:rPr>
-        <w:t>10:11 Should I Make an Internal Move?</w:t>
+        <w:t>08:45 Should I Make an Internal Move?</w:t>
       </w:r>
     </w:p>
     <w:p>

--- a/deliverables/video-4-slides/hit-final/Video_4_YouTube_Description_HIT.docx
+++ b/deliverables/video-4-slides/hit-final/Video_4_YouTube_Description_HIT.docx
@@ -42,7 +42,7 @@
           <w:color w:val="5A6B82"/>
           <w:sz w:val="22"/>
         </w:rPr>
-        <w:t>Video 4  ·  YouTube description  ·  v5.1</w:t>
+        <w:t>Video 4  ·  YouTube description  ·  v5.1.1</w:t>
       </w:r>
     </w:p>
     <w:p>
@@ -303,7 +303,7 @@
           <w:i w:val="0"/>
           <w:sz w:val="22"/>
         </w:rPr>
-        <w:t>Chronology is where you have been. Portability is what travelled with you. They are not the same thing, and only one of them answers the question you were actually asked.</w:t>
+        <w:t>Chronology is where you have been. Portability is what traveled with you. They are not the same thing, and only one of them answers the question you were actually asked.</w:t>
       </w:r>
     </w:p>
     <w:p>
@@ -457,7 +457,7 @@
           <w:i w:val="0"/>
           <w:sz w:val="22"/>
         </w:rPr>
-        <w:t>01:30 Chronology vs. What Travelled With You</w:t>
+        <w:t>01:30 Chronology vs. What Traveled With You</w:t>
       </w:r>
     </w:p>
     <w:p>
@@ -943,7 +943,7 @@
           <w:i w:val="0"/>
           <w:sz w:val="22"/>
         </w:rPr>
-        <w:t>01:30 Chronology vs. What Travelled With You</w:t>
+        <w:t>01:30 Chronology vs. What Traveled With You</w:t>
       </w:r>
     </w:p>
     <w:p>

--- a/deliverables/video-4-slides/hit-final/Video_4_YouTube_Description_HIT.docx
+++ b/deliverables/video-4-slides/hit-final/Video_4_YouTube_Description_HIT.docx
@@ -261,7 +261,7 @@
           <w:i w:val="0"/>
           <w:sz w:val="22"/>
         </w:rPr>
-        <w:t>✨ Name your chapters briefly — orientation, not defence.</w:t>
+        <w:t>✨ Name your chapters briefly — orientation, not defense.</w:t>
       </w:r>
     </w:p>
     <w:p>
